--- a/王学明助理岗个人简历v2.5.1.docx
+++ b/王学明助理岗个人简历v2.5.1.docx
@@ -103,8 +103,6 @@
           <w:lang w:val="en-US" w:eastAsia="zh-CN"/>
         </w:rPr>
       </w:pPr>
-      <w:bookmarkStart w:id="50" w:name="_GoBack"/>
-      <w:bookmarkEnd w:id="50"/>
       <w:r>
         <w:rPr>
           <w:rFonts w:hint="eastAsia"/>
@@ -168,8 +166,62 @@
         </w:rPr>
       </w:pPr>
       <w:r>
+        <w:rPr>
+          <w:spacing w:val="-4"/>
+          <w:szCs w:val="22"/>
+          <w:lang w:eastAsia="zh-CN"/>
+        </w:rPr>
         <w:drawing>
           <wp:anchor distT="0" distB="0" distL="0" distR="0" simplePos="0" relativeHeight="251664384" behindDoc="0" locked="0" layoutInCell="1" allowOverlap="1">
+            <wp:simplePos x="0" y="0"/>
+            <wp:positionH relativeFrom="page">
+              <wp:posOffset>5891530</wp:posOffset>
+            </wp:positionH>
+            <wp:positionV relativeFrom="paragraph">
+              <wp:posOffset>336550</wp:posOffset>
+            </wp:positionV>
+            <wp:extent cx="824865" cy="920750"/>
+            <wp:effectExtent l="0" t="0" r="13335" b="19050"/>
+            <wp:wrapSquare wrapText="bothSides"/>
+            <wp:docPr id="4" name="image2.jpeg" descr="/Users/xuemingwang/Downloads/微信图片_20260609222528_2_2.jpg微信图片_20260609222528_2_2"/>
+            <wp:cNvGraphicFramePr>
+              <a:graphicFrameLocks xmlns:a="http://schemas.openxmlformats.org/drawingml/2006/main" noChangeAspect="1"/>
+            </wp:cNvGraphicFramePr>
+            <a:graphic xmlns:a="http://schemas.openxmlformats.org/drawingml/2006/main">
+              <a:graphicData uri="http://schemas.openxmlformats.org/drawingml/2006/picture">
+                <pic:pic xmlns:pic="http://schemas.openxmlformats.org/drawingml/2006/picture">
+                  <pic:nvPicPr>
+                    <pic:cNvPr id="4" name="image2.jpeg" descr="/Users/xuemingwang/Downloads/微信图片_20260609222528_2_2.jpg微信图片_20260609222528_2_2"/>
+                    <pic:cNvPicPr>
+                      <a:picLocks noChangeAspect="1"/>
+                    </pic:cNvPicPr>
+                  </pic:nvPicPr>
+                  <pic:blipFill>
+                    <a:blip r:embed="rId4"/>
+                    <a:srcRect l="5174" r="5174"/>
+                    <a:stretch>
+                      <a:fillRect/>
+                    </a:stretch>
+                  </pic:blipFill>
+                  <pic:spPr>
+                    <a:xfrm>
+                      <a:off x="0" y="0"/>
+                      <a:ext cx="824865" cy="920750"/>
+                    </a:xfrm>
+                    <a:prstGeom prst="ellipse">
+                      <a:avLst/>
+                    </a:prstGeom>
+                    <a:effectLst/>
+                  </pic:spPr>
+                </pic:pic>
+              </a:graphicData>
+            </a:graphic>
+          </wp:anchor>
+        </w:drawing>
+      </w:r>
+      <w:r>
+        <w:drawing>
+          <wp:anchor distT="0" distB="0" distL="0" distR="0" simplePos="0" relativeHeight="251662336" behindDoc="0" locked="0" layoutInCell="1" allowOverlap="1">
             <wp:simplePos x="0" y="0"/>
             <wp:positionH relativeFrom="page">
               <wp:posOffset>532130</wp:posOffset>
@@ -194,7 +246,7 @@
                     </pic:cNvPicPr>
                   </pic:nvPicPr>
                   <pic:blipFill>
-                    <a:blip r:embed="rId4" cstate="print"/>
+                    <a:blip r:embed="rId5" cstate="print"/>
                     <a:stretch>
                       <a:fillRect/>
                     </a:stretch>
@@ -220,60 +272,6 @@
           <w:szCs w:val="22"/>
           <w:lang w:eastAsia="zh-CN"/>
         </w:rPr>
-        <w:drawing>
-          <wp:anchor distT="0" distB="0" distL="0" distR="0" simplePos="0" relativeHeight="251659264" behindDoc="0" locked="0" layoutInCell="1" allowOverlap="1">
-            <wp:simplePos x="0" y="0"/>
-            <wp:positionH relativeFrom="page">
-              <wp:posOffset>5951220</wp:posOffset>
-            </wp:positionH>
-            <wp:positionV relativeFrom="paragraph">
-              <wp:posOffset>285750</wp:posOffset>
-            </wp:positionV>
-            <wp:extent cx="819785" cy="914400"/>
-            <wp:effectExtent l="0" t="0" r="18415" b="0"/>
-            <wp:wrapSquare wrapText="bothSides"/>
-            <wp:docPr id="3" name="image2.jpeg" descr="/Users/xuemingwang/Downloads/wechat_2025-06-12_102307_431-removebg-preview.pngwechat_2025-06-12_102307_431-removebg-preview"/>
-            <wp:cNvGraphicFramePr>
-              <a:graphicFrameLocks xmlns:a="http://schemas.openxmlformats.org/drawingml/2006/main" noChangeAspect="1"/>
-            </wp:cNvGraphicFramePr>
-            <a:graphic xmlns:a="http://schemas.openxmlformats.org/drawingml/2006/main">
-              <a:graphicData uri="http://schemas.openxmlformats.org/drawingml/2006/picture">
-                <pic:pic xmlns:pic="http://schemas.openxmlformats.org/drawingml/2006/picture">
-                  <pic:nvPicPr>
-                    <pic:cNvPr id="3" name="image2.jpeg" descr="/Users/xuemingwang/Downloads/wechat_2025-06-12_102307_431-removebg-preview.pngwechat_2025-06-12_102307_431-removebg-preview"/>
-                    <pic:cNvPicPr>
-                      <a:picLocks noChangeAspect="1"/>
-                    </pic:cNvPicPr>
-                  </pic:nvPicPr>
-                  <pic:blipFill>
-                    <a:blip r:embed="rId5"/>
-                    <a:srcRect l="35" r="35"/>
-                    <a:stretch>
-                      <a:fillRect/>
-                    </a:stretch>
-                  </pic:blipFill>
-                  <pic:spPr>
-                    <a:xfrm>
-                      <a:off x="0" y="0"/>
-                      <a:ext cx="819785" cy="914400"/>
-                    </a:xfrm>
-                    <a:prstGeom prst="rect">
-                      <a:avLst/>
-                    </a:prstGeom>
-                    <a:effectLst/>
-                  </pic:spPr>
-                </pic:pic>
-              </a:graphicData>
-            </a:graphic>
-          </wp:anchor>
-        </w:drawing>
-      </w:r>
-      <w:r>
-        <w:rPr>
-          <w:spacing w:val="-4"/>
-          <w:szCs w:val="22"/>
-          <w:lang w:eastAsia="zh-CN"/>
-        </w:rPr>
         <w:t>工作年限</w:t>
       </w:r>
       <w:r>
@@ -748,7 +746,7 @@
       <w:bookmarkStart w:id="7" w:name="OLE_LINK51"/>
       <w:r>
         <w:drawing>
-          <wp:anchor distT="0" distB="0" distL="0" distR="0" simplePos="0" relativeHeight="251661312" behindDoc="0" locked="0" layoutInCell="1" allowOverlap="1">
+          <wp:anchor distT="0" distB="0" distL="0" distR="0" simplePos="0" relativeHeight="251660288" behindDoc="0" locked="0" layoutInCell="1" allowOverlap="1">
             <wp:simplePos x="0" y="0"/>
             <wp:positionH relativeFrom="page">
               <wp:posOffset>544830</wp:posOffset>
@@ -773,7 +771,7 @@
                     </pic:cNvPicPr>
                   </pic:nvPicPr>
                   <pic:blipFill>
-                    <a:blip r:embed="rId4" cstate="print"/>
+                    <a:blip r:embed="rId5" cstate="print"/>
                     <a:stretch>
                       <a:fillRect/>
                     </a:stretch>
@@ -1799,7 +1797,7 @@
       </w:pPr>
       <w:r>
         <w:drawing>
-          <wp:anchor distT="0" distB="0" distL="0" distR="0" simplePos="0" relativeHeight="251665408" behindDoc="0" locked="0" layoutInCell="1" allowOverlap="1">
+          <wp:anchor distT="0" distB="0" distL="0" distR="0" simplePos="0" relativeHeight="251663360" behindDoc="0" locked="0" layoutInCell="1" allowOverlap="1">
             <wp:simplePos x="0" y="0"/>
             <wp:positionH relativeFrom="page">
               <wp:posOffset>553720</wp:posOffset>
@@ -1824,7 +1822,7 @@
                     </pic:cNvPicPr>
                   </pic:nvPicPr>
                   <pic:blipFill>
-                    <a:blip r:embed="rId4" cstate="print"/>
+                    <a:blip r:embed="rId5" cstate="print"/>
                     <a:stretch>
                       <a:fillRect/>
                     </a:stretch>
@@ -1975,7 +1973,7 @@
       </w:pPr>
       <w:r>
         <w:drawing>
-          <wp:anchor distT="0" distB="0" distL="0" distR="0" simplePos="0" relativeHeight="251663360" behindDoc="0" locked="0" layoutInCell="1" allowOverlap="1">
+          <wp:anchor distT="0" distB="0" distL="0" distR="0" simplePos="0" relativeHeight="251661312" behindDoc="0" locked="0" layoutInCell="1" allowOverlap="1">
             <wp:simplePos x="0" y="0"/>
             <wp:positionH relativeFrom="page">
               <wp:posOffset>544830</wp:posOffset>
@@ -2000,7 +1998,7 @@
                     </pic:cNvPicPr>
                   </pic:nvPicPr>
                   <pic:blipFill>
-                    <a:blip r:embed="rId4" cstate="print"/>
+                    <a:blip r:embed="rId5" cstate="print"/>
                     <a:stretch>
                       <a:fillRect/>
                     </a:stretch>
@@ -2142,16 +2140,21 @@
         </w:tabs>
         <w:spacing w:before="135"/>
         <w:rPr>
+          <w:rFonts w:ascii="Arial Unicode MS" w:hAnsi="Arial Unicode MS" w:eastAsia="Arial Unicode MS" w:cs="Arial Unicode MS"/>
+          <w:b w:val="0"/>
+          <w:bCs w:val="0"/>
+          <w:spacing w:val="-4"/>
+          <w:szCs w:val="22"/>
           <w:lang w:eastAsia="zh-CN"/>
         </w:rPr>
       </w:pPr>
       <w:bookmarkStart w:id="8" w:name="2019_.04_–_今________蓝港互动集团"/>
       <w:bookmarkEnd w:id="8"/>
-      <w:bookmarkStart w:id="9" w:name="OLE_LINK39"/>
-      <w:bookmarkStart w:id="10" w:name="OLE_LINK38"/>
+      <w:bookmarkStart w:id="9" w:name="OLE_LINK38"/>
+      <w:bookmarkStart w:id="10" w:name="OLE_LINK39"/>
       <w:r>
         <w:drawing>
-          <wp:anchor distT="0" distB="0" distL="0" distR="0" simplePos="0" relativeHeight="251662336" behindDoc="0" locked="0" layoutInCell="1" allowOverlap="1">
+          <wp:anchor distT="0" distB="0" distL="0" distR="0" simplePos="0" relativeHeight="251665408" behindDoc="0" locked="0" layoutInCell="1" allowOverlap="1">
             <wp:simplePos x="0" y="0"/>
             <wp:positionH relativeFrom="page">
               <wp:posOffset>544830</wp:posOffset>
@@ -2162,7 +2165,7 @@
             <wp:extent cx="6353810" cy="45085"/>
             <wp:effectExtent l="0" t="0" r="0" b="0"/>
             <wp:wrapTopAndBottom/>
-            <wp:docPr id="2" name="image1.png"/>
+            <wp:docPr id="5" name="image1.png"/>
             <wp:cNvGraphicFramePr>
               <a:graphicFrameLocks xmlns:a="http://schemas.openxmlformats.org/drawingml/2006/main" noChangeAspect="1"/>
             </wp:cNvGraphicFramePr>
@@ -2170,13 +2173,13 @@
               <a:graphicData uri="http://schemas.openxmlformats.org/drawingml/2006/picture">
                 <pic:pic xmlns:pic="http://schemas.openxmlformats.org/drawingml/2006/picture">
                   <pic:nvPicPr>
-                    <pic:cNvPr id="2" name="image1.png"/>
+                    <pic:cNvPr id="5" name="image1.png"/>
                     <pic:cNvPicPr>
                       <a:picLocks noChangeAspect="1"/>
                     </pic:cNvPicPr>
                   </pic:nvPicPr>
                   <pic:blipFill>
-                    <a:blip r:embed="rId4" cstate="print"/>
+                    <a:blip r:embed="rId5" cstate="print"/>
                     <a:stretch>
                       <a:fillRect/>
                     </a:stretch>
@@ -2209,7 +2212,7 @@
           <w:w w:val="120"/>
           <w:lang w:val="en-US" w:eastAsia="zh-CN"/>
         </w:rPr>
-        <w:t>24</w:t>
+        <w:t>25</w:t>
       </w:r>
       <w:r>
         <w:rPr>
@@ -2224,7 +2227,7 @@
           <w:w w:val="120"/>
           <w:lang w:val="en-US" w:eastAsia="zh-CN"/>
         </w:rPr>
-        <w:t>12</w:t>
+        <w:t>7</w:t>
       </w:r>
       <w:r>
         <w:rPr>
@@ -2250,27 +2253,11 @@
       </w:r>
       <w:r>
         <w:rPr>
-          <w:rFonts w:hint="default"/>
+          <w:rFonts w:hint="eastAsia"/>
           <w:w w:val="120"/>
           <w:lang w:val="en-US" w:eastAsia="zh-CN"/>
         </w:rPr>
-        <w:t>2025</w:t>
-      </w:r>
-      <w:r>
-        <w:rPr>
-          <w:rFonts w:hint="eastAsia"/>
-          <w:w w:val="120"/>
-          <w:lang w:val="en-US" w:eastAsia="zh-CN"/>
-        </w:rPr>
-        <w:t xml:space="preserve"> - </w:t>
-      </w:r>
-      <w:r>
-        <w:rPr>
-          <w:rFonts w:hint="default"/>
-          <w:w w:val="120"/>
-          <w:lang w:val="en-US" w:eastAsia="zh-CN"/>
-        </w:rPr>
-        <w:t>4</w:t>
+        <w:t>今</w:t>
       </w:r>
       <w:r>
         <w:rPr>
@@ -2281,11 +2268,9 @@
       <w:r>
         <w:rPr>
           <w:rFonts w:hint="eastAsia"/>
-          <w:spacing w:val="16"/>
-          <w:w w:val="105"/>
-          <w:lang w:val="en-US" w:eastAsia="zh-CN"/>
-        </w:rPr>
-        <w:t>朗致集团</w:t>
+          <w:lang w:val="en-US" w:eastAsia="zh-CN"/>
+        </w:rPr>
+        <w:t>开开华彩</w:t>
       </w:r>
     </w:p>
     <w:p>
@@ -2296,72 +2281,420 @@
           <w:tab w:val="left" w:pos="620"/>
           <w:tab w:val="left" w:pos="2619"/>
         </w:tabs>
-        <w:spacing w:before="135" w:line="180" w:lineRule="auto"/>
-        <w:ind w:left="240" w:leftChars="100" w:firstLine="486" w:firstLineChars="300"/>
-        <w:rPr>
-          <w:rFonts w:ascii="Arial Unicode MS" w:hAnsi="Arial Unicode MS" w:eastAsia="Arial Unicode MS" w:cs="Arial Unicode MS"/>
-          <w:b w:val="0"/>
-          <w:bCs w:val="0"/>
-          <w:spacing w:val="-4"/>
-          <w:szCs w:val="22"/>
-          <w:lang w:eastAsia="zh-CN"/>
-        </w:rPr>
-      </w:pPr>
-      <w:r>
-        <w:rPr>
-          <w:rFonts w:hint="eastAsia" w:ascii="Arial Unicode MS" w:hAnsi="Arial Unicode MS" w:eastAsia="Arial Unicode MS" w:cs="Arial Unicode MS"/>
-          <w:b w:val="0"/>
-          <w:bCs w:val="0"/>
-          <w:spacing w:val="-4"/>
-          <w:szCs w:val="22"/>
-          <w:lang w:eastAsia="zh-CN"/>
-        </w:rPr>
-        <w:t>公司介绍：</w:t>
-      </w:r>
+        <w:spacing w:before="135"/>
+        <w:ind w:left="732" w:leftChars="305" w:firstLine="0" w:firstLineChars="0"/>
+        <w:rPr>
+          <w:spacing w:val="-4"/>
+          <w:szCs w:val="22"/>
+          <w:lang w:eastAsia="zh-CN"/>
+        </w:rPr>
+      </w:pPr>
+      <w:r>
+        <w:rPr>
+          <w:rFonts w:hint="eastAsia" w:ascii="Arial Unicode MS" w:hAnsi="Arial Unicode MS" w:eastAsia="Arial Unicode MS" w:cs="Arial Unicode MS"/>
+          <w:b w:val="0"/>
+          <w:bCs w:val="0"/>
+          <w:spacing w:val="-4"/>
+          <w:szCs w:val="22"/>
+          <w:lang w:eastAsia="zh-CN"/>
+        </w:rPr>
+        <w:t>公司介绍：银发族的精神家园，兴趣学习+同好社交，让退休生活更精彩，让我们一起变年轻！</w:t>
+      </w:r>
+    </w:p>
+    <w:p>
+      <w:pPr>
+        <w:pStyle w:val="4"/>
+        <w:tabs>
+          <w:tab w:val="left" w:pos="2974"/>
+        </w:tabs>
+        <w:ind w:left="744"/>
+        <w:rPr>
+          <w:spacing w:val="-4"/>
+          <w:szCs w:val="22"/>
+          <w:lang w:eastAsia="zh-CN"/>
+        </w:rPr>
+      </w:pPr>
+      <w:r>
+        <w:rPr>
+          <w:rFonts w:hint="eastAsia"/>
+          <w:spacing w:val="-4"/>
+          <w:szCs w:val="22"/>
+          <w:lang w:eastAsia="zh-CN"/>
+        </w:rPr>
+        <w:t>任职经历：2</w:t>
+      </w:r>
+      <w:r>
+        <w:rPr>
+          <w:spacing w:val="-4"/>
+          <w:szCs w:val="22"/>
+          <w:lang w:eastAsia="zh-CN"/>
+        </w:rPr>
+        <w:t>02</w:t>
+      </w:r>
+      <w:r>
+        <w:rPr>
+          <w:rFonts w:hint="eastAsia"/>
+          <w:spacing w:val="-4"/>
+          <w:szCs w:val="22"/>
+          <w:lang w:val="en-US" w:eastAsia="zh-CN"/>
+        </w:rPr>
+        <w:t>5</w:t>
+      </w:r>
+      <w:r>
+        <w:rPr>
+          <w:spacing w:val="-4"/>
+          <w:szCs w:val="22"/>
+          <w:lang w:eastAsia="zh-CN"/>
+        </w:rPr>
+        <w:t>.</w:t>
+      </w:r>
+      <w:r>
+        <w:rPr>
+          <w:rFonts w:hint="eastAsia"/>
+          <w:spacing w:val="-4"/>
+          <w:szCs w:val="22"/>
+          <w:lang w:val="en-US" w:eastAsia="zh-CN"/>
+        </w:rPr>
+        <w:t>7</w:t>
+      </w:r>
+      <w:r>
+        <w:rPr>
+          <w:spacing w:val="-4"/>
+          <w:szCs w:val="22"/>
+          <w:lang w:eastAsia="zh-CN"/>
+        </w:rPr>
+        <w:t xml:space="preserve"> -</w:t>
+      </w:r>
+      <w:r>
+        <w:rPr>
+          <w:rFonts w:hint="eastAsia"/>
+          <w:spacing w:val="-4"/>
+          <w:szCs w:val="22"/>
+          <w:lang w:val="en-US" w:eastAsia="zh-CN"/>
+        </w:rPr>
+        <w:t xml:space="preserve"> 今</w:t>
+      </w:r>
+      <w:r>
+        <w:rPr>
+          <w:rFonts w:hint="eastAsia"/>
+          <w:spacing w:val="-4"/>
+          <w:szCs w:val="22"/>
+          <w:lang w:eastAsia="zh-CN"/>
+        </w:rPr>
+        <w:t xml:space="preserve">    </w:t>
+      </w:r>
+      <w:r>
+        <w:rPr>
+          <w:spacing w:val="-4"/>
+          <w:szCs w:val="22"/>
+          <w:lang w:eastAsia="zh-CN"/>
+        </w:rPr>
+        <w:t xml:space="preserve">        </w:t>
+      </w:r>
+      <w:r>
+        <w:rPr>
+          <w:rFonts w:hint="eastAsia"/>
+          <w:spacing w:val="-4"/>
+          <w:szCs w:val="22"/>
+          <w:lang w:val="en-US" w:eastAsia="zh-CN"/>
+        </w:rPr>
+        <w:t xml:space="preserve">    </w:t>
+      </w:r>
+      <w:r>
+        <w:rPr>
+          <w:rFonts w:hint="eastAsia"/>
+          <w:color w:val="4F81BD" w:themeColor="accent1"/>
+          <w:spacing w:val="-4"/>
+          <w:szCs w:val="22"/>
+          <w:lang w:val="en-US" w:eastAsia="zh-CN"/>
+          <w14:textFill>
+            <w14:solidFill>
+              <w14:schemeClr w14:val="accent1"/>
+            </w14:solidFill>
+          </w14:textFill>
+        </w:rPr>
+        <w:t>产研团队</w:t>
+      </w:r>
+      <w:r>
+        <w:rPr>
+          <w:color w:val="4F81BD" w:themeColor="accent1"/>
+          <w:spacing w:val="-4"/>
+          <w:szCs w:val="22"/>
+          <w:lang w:eastAsia="zh-CN"/>
+          <w14:textFill>
+            <w14:solidFill>
+              <w14:schemeClr w14:val="accent1"/>
+            </w14:solidFill>
+          </w14:textFill>
+        </w:rPr>
+        <w:t xml:space="preserve"> </w:t>
+      </w:r>
+      <w:r>
+        <w:rPr>
+          <w:rFonts w:hint="eastAsia"/>
+          <w:color w:val="4F81BD" w:themeColor="accent1"/>
+          <w:spacing w:val="-4"/>
+          <w:szCs w:val="22"/>
+          <w:lang w:eastAsia="zh-CN"/>
+          <w14:textFill>
+            <w14:solidFill>
+              <w14:schemeClr w14:val="accent1"/>
+            </w14:solidFill>
+          </w14:textFill>
+        </w:rPr>
+        <w:t>｜</w:t>
+      </w:r>
+      <w:r>
+        <w:rPr>
+          <w:color w:val="4F81BD" w:themeColor="accent1"/>
+          <w:spacing w:val="-4"/>
+          <w:szCs w:val="22"/>
+          <w:lang w:eastAsia="zh-CN"/>
+          <w14:textFill>
+            <w14:solidFill>
+              <w14:schemeClr w14:val="accent1"/>
+            </w14:solidFill>
+          </w14:textFill>
+        </w:rPr>
+        <w:t xml:space="preserve"> </w:t>
+      </w:r>
+      <w:r>
+        <w:rPr>
+          <w:rFonts w:hint="eastAsia"/>
+          <w:color w:val="4F81BD" w:themeColor="accent1"/>
+          <w:spacing w:val="-4"/>
+          <w:szCs w:val="22"/>
+          <w:lang w:val="en-US" w:eastAsia="zh-CN"/>
+          <w14:textFill>
+            <w14:solidFill>
+              <w14:schemeClr w14:val="accent1"/>
+            </w14:solidFill>
+          </w14:textFill>
+        </w:rPr>
+        <w:t>客户端开发组长</w:t>
+      </w:r>
+      <w:r>
+        <w:rPr>
+          <w:color w:val="4F81BD" w:themeColor="accent1"/>
+          <w:spacing w:val="-4"/>
+          <w:szCs w:val="22"/>
+          <w:lang w:eastAsia="zh-CN"/>
+          <w14:textFill>
+            <w14:solidFill>
+              <w14:schemeClr w14:val="accent1"/>
+            </w14:solidFill>
+          </w14:textFill>
+        </w:rPr>
+        <w:t>｜</w:t>
+      </w:r>
+    </w:p>
+    <w:p>
+      <w:pPr>
+        <w:pStyle w:val="4"/>
+        <w:tabs>
+          <w:tab w:val="left" w:pos="2974"/>
+        </w:tabs>
+        <w:ind w:left="744" w:firstLine="324" w:firstLineChars="200"/>
+        <w:rPr>
+          <w:rFonts w:hint="eastAsia" w:cs="Arial Unicode MS"/>
+          <w:b w:val="0"/>
+          <w:bCs w:val="0"/>
+          <w:spacing w:val="-4"/>
+          <w:sz w:val="17"/>
+          <w:szCs w:val="22"/>
+          <w:lang w:val="en-US" w:eastAsia="zh-CN" w:bidi="ar-SA"/>
+        </w:rPr>
+      </w:pPr>
+      <w:r>
+        <w:rPr>
+          <w:rFonts w:hint="eastAsia"/>
+          <w:spacing w:val="-4"/>
+          <w:szCs w:val="22"/>
+          <w:lang w:val="en-US" w:eastAsia="zh-CN"/>
+        </w:rPr>
+        <w:t>负责进行公司战略级产品《开开华彩》的开发工作，微信小程序《开开华彩兴趣课堂》、运营管理后台的开发。</w:t>
+      </w:r>
+      <w:r>
+        <w:rPr>
+          <w:rFonts w:hint="eastAsia" w:ascii="Arial Unicode MS" w:hAnsi="Arial Unicode MS" w:eastAsia="Arial Unicode MS" w:cs="Arial Unicode MS"/>
+          <w:b w:val="0"/>
+          <w:bCs w:val="0"/>
+          <w:spacing w:val="-4"/>
+          <w:sz w:val="17"/>
+          <w:szCs w:val="22"/>
+          <w:lang w:val="en-US" w:eastAsia="zh-CN" w:bidi="ar-SA"/>
+        </w:rPr>
+        <w:t>辅助CTO进行日常团队管理。巧用微信小程序手机号验证打通登录业务流</w:t>
+      </w:r>
+      <w:r>
+        <w:rPr>
+          <w:rFonts w:hint="eastAsia" w:cs="Arial Unicode MS"/>
+          <w:b w:val="0"/>
+          <w:bCs w:val="0"/>
+          <w:spacing w:val="-4"/>
+          <w:sz w:val="17"/>
+          <w:szCs w:val="22"/>
+          <w:lang w:val="en-US" w:eastAsia="zh-CN" w:bidi="ar-SA"/>
+        </w:rPr>
+        <w:t>。</w:t>
+      </w:r>
+    </w:p>
+    <w:p>
+      <w:pPr>
+        <w:pStyle w:val="4"/>
+        <w:tabs>
+          <w:tab w:val="left" w:pos="2974"/>
+        </w:tabs>
+        <w:ind w:left="744" w:firstLine="324" w:firstLineChars="200"/>
+        <w:rPr>
+          <w:rFonts w:hint="eastAsia" w:cs="Arial Unicode MS"/>
+          <w:b w:val="0"/>
+          <w:bCs w:val="0"/>
+          <w:spacing w:val="-4"/>
+          <w:sz w:val="17"/>
+          <w:szCs w:val="22"/>
+          <w:lang w:val="en-US" w:eastAsia="zh-CN" w:bidi="ar-SA"/>
+        </w:rPr>
+      </w:pPr>
     </w:p>
     <w:p>
       <w:pPr>
         <w:pStyle w:val="3"/>
-        <w:keepNext w:val="0"/>
-        <w:keepLines w:val="0"/>
-        <w:pageBreakBefore w:val="0"/>
-        <w:widowControl w:val="0"/>
+        <w:numPr>
+          <w:ilvl w:val="0"/>
+          <w:numId w:val="3"/>
+        </w:numPr>
         <w:tabs>
           <w:tab w:val="left" w:pos="619"/>
           <w:tab w:val="left" w:pos="620"/>
           <w:tab w:val="left" w:pos="2619"/>
         </w:tabs>
-        <w:kinsoku/>
-        <w:wordWrap/>
-        <w:overflowPunct/>
-        <w:topLinePunct w:val="0"/>
-        <w:autoSpaceDE w:val="0"/>
-        <w:autoSpaceDN w:val="0"/>
-        <w:bidi w:val="0"/>
-        <w:adjustRightInd/>
-        <w:snapToGrid/>
-        <w:spacing w:before="135" w:line="168" w:lineRule="auto"/>
-        <w:ind w:left="720" w:leftChars="300" w:firstLine="324" w:firstLineChars="200"/>
-        <w:textAlignment w:val="auto"/>
-        <w:rPr>
-          <w:rFonts w:hint="eastAsia" w:ascii="Arial Unicode MS" w:hAnsi="Arial Unicode MS" w:eastAsia="Arial Unicode MS" w:cs="Arial Unicode MS"/>
-          <w:b w:val="0"/>
-          <w:bCs w:val="0"/>
-          <w:spacing w:val="-4"/>
-          <w:szCs w:val="22"/>
-          <w:lang w:eastAsia="zh-CN"/>
-        </w:rPr>
-      </w:pPr>
-      <w:r>
-        <w:rPr>
-          <w:rFonts w:hint="eastAsia" w:ascii="Arial Unicode MS" w:hAnsi="Arial Unicode MS" w:eastAsia="Arial Unicode MS" w:cs="Arial Unicode MS"/>
-          <w:b w:val="0"/>
-          <w:bCs w:val="0"/>
-          <w:spacing w:val="-4"/>
-          <w:szCs w:val="22"/>
-          <w:lang w:eastAsia="zh-CN"/>
-        </w:rPr>
-        <w:t>朗致集团是一家集医药行业投资、研发、生产、营销于一身</w:t>
+        <w:spacing w:before="135"/>
+        <w:rPr>
+          <w:lang w:eastAsia="zh-CN"/>
+        </w:rPr>
+      </w:pPr>
+      <w:r>
+        <w:rPr>
+          <w:w w:val="120"/>
+          <w:lang w:eastAsia="zh-CN"/>
+        </w:rPr>
+        <w:t>20</w:t>
+      </w:r>
+      <w:r>
+        <w:rPr>
+          <w:rFonts w:hint="eastAsia"/>
+          <w:w w:val="120"/>
+          <w:lang w:val="en-US" w:eastAsia="zh-CN"/>
+        </w:rPr>
+        <w:t>24</w:t>
+      </w:r>
+      <w:r>
+        <w:rPr>
+          <w:w w:val="120"/>
+          <w:lang w:eastAsia="zh-CN"/>
+        </w:rPr>
+        <w:t xml:space="preserve"> - </w:t>
+      </w:r>
+      <w:r>
+        <w:rPr>
+          <w:rFonts w:hint="eastAsia"/>
+          <w:w w:val="120"/>
+          <w:lang w:val="en-US" w:eastAsia="zh-CN"/>
+        </w:rPr>
+        <w:t>12</w:t>
+      </w:r>
+      <w:r>
+        <w:rPr>
+          <w:w w:val="120"/>
+          <w:lang w:eastAsia="zh-CN"/>
+        </w:rPr>
+        <w:t xml:space="preserve"> </w:t>
+      </w:r>
+      <w:r>
+        <w:rPr>
+          <w:rFonts w:hint="eastAsia"/>
+          <w:w w:val="120"/>
+          <w:lang w:eastAsia="zh-CN"/>
+        </w:rPr>
+        <w:t>——</w:t>
+      </w:r>
+      <w:r>
+        <w:rPr>
+          <w:w w:val="120"/>
+          <w:lang w:eastAsia="zh-CN"/>
+        </w:rPr>
+        <w:t xml:space="preserve"> </w:t>
+      </w:r>
+      <w:r>
+        <w:rPr>
+          <w:rFonts w:hint="default"/>
+          <w:w w:val="120"/>
+          <w:lang w:val="en-US" w:eastAsia="zh-CN"/>
+        </w:rPr>
+        <w:t>2025</w:t>
+      </w:r>
+      <w:r>
+        <w:rPr>
+          <w:rFonts w:hint="eastAsia"/>
+          <w:w w:val="120"/>
+          <w:lang w:val="en-US" w:eastAsia="zh-CN"/>
+        </w:rPr>
+        <w:t xml:space="preserve"> - </w:t>
+      </w:r>
+      <w:r>
+        <w:rPr>
+          <w:rFonts w:hint="default"/>
+          <w:w w:val="120"/>
+          <w:lang w:val="en-US" w:eastAsia="zh-CN"/>
+        </w:rPr>
+        <w:t>4</w:t>
+      </w:r>
+      <w:r>
+        <w:rPr>
+          <w:lang w:eastAsia="zh-CN"/>
+        </w:rPr>
+        <w:tab/>
+      </w:r>
+      <w:r>
+        <w:rPr>
+          <w:rFonts w:hint="eastAsia"/>
+          <w:spacing w:val="16"/>
+          <w:w w:val="105"/>
+          <w:lang w:val="en-US" w:eastAsia="zh-CN"/>
+        </w:rPr>
+        <w:t>朗致集团</w:t>
+      </w:r>
+    </w:p>
+    <w:p>
+      <w:pPr>
+        <w:pStyle w:val="3"/>
+        <w:tabs>
+          <w:tab w:val="left" w:pos="619"/>
+          <w:tab w:val="left" w:pos="620"/>
+          <w:tab w:val="left" w:pos="2619"/>
+        </w:tabs>
+        <w:spacing w:before="135" w:line="180" w:lineRule="auto"/>
+        <w:ind w:left="240" w:leftChars="100" w:firstLine="486" w:firstLineChars="300"/>
+        <w:rPr>
+          <w:rFonts w:hint="eastAsia" w:ascii="Arial Unicode MS" w:hAnsi="Arial Unicode MS" w:eastAsia="Arial Unicode MS" w:cs="Arial Unicode MS"/>
+          <w:b w:val="0"/>
+          <w:bCs w:val="0"/>
+          <w:spacing w:val="-4"/>
+          <w:szCs w:val="22"/>
+          <w:lang w:eastAsia="zh-CN"/>
+        </w:rPr>
+      </w:pPr>
+      <w:r>
+        <w:rPr>
+          <w:rFonts w:hint="eastAsia" w:ascii="Arial Unicode MS" w:hAnsi="Arial Unicode MS" w:eastAsia="Arial Unicode MS" w:cs="Arial Unicode MS"/>
+          <w:b w:val="0"/>
+          <w:bCs w:val="0"/>
+          <w:spacing w:val="-4"/>
+          <w:szCs w:val="22"/>
+          <w:lang w:eastAsia="zh-CN"/>
+        </w:rPr>
+        <w:t>公司介绍：朗致集团是一家集医药行业投资、研发、生产、营销于一身</w:t>
       </w:r>
       <w:r>
         <w:rPr>
@@ -2436,43 +2769,19 @@
         </w:tabs>
         <w:ind w:left="744"/>
         <w:rPr>
-          <w:rFonts w:hint="eastAsia"/>
-          <w:spacing w:val="-4"/>
-          <w:szCs w:val="22"/>
-          <w:lang w:eastAsia="zh-CN"/>
-        </w:rPr>
-      </w:pPr>
-      <w:r>
-        <w:rPr>
-          <w:rFonts w:hint="eastAsia"/>
-          <w:spacing w:val="-4"/>
-          <w:szCs w:val="22"/>
-          <w:lang w:eastAsia="zh-CN"/>
-        </w:rPr>
-        <w:t>任职经历：</w:t>
-      </w:r>
-    </w:p>
-    <w:p>
-      <w:pPr>
-        <w:pStyle w:val="4"/>
-        <w:tabs>
-          <w:tab w:val="left" w:pos="2974"/>
-        </w:tabs>
-        <w:ind w:left="744"/>
-        <w:rPr>
-          <w:spacing w:val="-4"/>
-          <w:szCs w:val="22"/>
-          <w:lang w:eastAsia="zh-CN"/>
-        </w:rPr>
-      </w:pPr>
-      <w:r>
-        <w:rPr>
-          <w:rFonts w:hint="eastAsia"/>
-          <w:spacing w:val="-4"/>
-          <w:szCs w:val="22"/>
-          <w:lang w:eastAsia="zh-CN"/>
-        </w:rPr>
-        <w:t>2</w:t>
+          <w:spacing w:val="-4"/>
+          <w:szCs w:val="22"/>
+          <w:lang w:eastAsia="zh-CN"/>
+        </w:rPr>
+      </w:pPr>
+      <w:r>
+        <w:rPr>
+          <w:rFonts w:hint="eastAsia"/>
+          <w:spacing w:val="-4"/>
+          <w:szCs w:val="22"/>
+          <w:lang w:eastAsia="zh-CN"/>
+        </w:rPr>
+        <w:t>任职经历：2</w:t>
       </w:r>
       <w:r>
         <w:rPr>
@@ -2709,21 +3018,50 @@
         <w:spacing w:line="168" w:lineRule="auto"/>
         <w:textAlignment w:val="auto"/>
         <w:rPr>
+          <w:rFonts w:hint="eastAsia"/>
+          <w:spacing w:val="-4"/>
+          <w:szCs w:val="22"/>
+          <w:lang w:val="en-US" w:eastAsia="zh-CN"/>
+        </w:rPr>
+      </w:pPr>
+      <w:r>
+        <w:rPr>
+          <w:rFonts w:hint="eastAsia"/>
+          <w:spacing w:val="-4"/>
+          <w:szCs w:val="22"/>
+          <w:lang w:val="en-US" w:eastAsia="zh-CN"/>
+        </w:rPr>
+        <w:t>主导企业微信外部群群助手调研开发，企业内部产品客户端优化工作。</w:t>
+      </w:r>
+    </w:p>
+    <w:p>
+      <w:pPr>
+        <w:pStyle w:val="4"/>
+        <w:keepNext w:val="0"/>
+        <w:keepLines w:val="0"/>
+        <w:pageBreakBefore w:val="0"/>
+        <w:widowControl w:val="0"/>
+        <w:tabs>
+          <w:tab w:val="left" w:pos="2974"/>
+        </w:tabs>
+        <w:kinsoku/>
+        <w:wordWrap/>
+        <w:overflowPunct/>
+        <w:topLinePunct w:val="0"/>
+        <w:autoSpaceDE w:val="0"/>
+        <w:autoSpaceDN w:val="0"/>
+        <w:bidi w:val="0"/>
+        <w:adjustRightInd/>
+        <w:snapToGrid/>
+        <w:spacing w:line="168" w:lineRule="auto"/>
+        <w:textAlignment w:val="auto"/>
+        <w:rPr>
           <w:rFonts w:hint="default"/>
           <w:spacing w:val="-4"/>
           <w:szCs w:val="22"/>
           <w:lang w:val="en-US" w:eastAsia="zh-CN"/>
         </w:rPr>
       </w:pPr>
-      <w:r>
-        <w:rPr>
-          <w:rFonts w:hint="eastAsia"/>
-          <w:spacing w:val="-4"/>
-          <w:szCs w:val="22"/>
-          <w:lang w:val="en-US" w:eastAsia="zh-CN"/>
-        </w:rPr>
-        <w:t>主导企业微信外部群群助手调研开发，企业内部产品客户端优化工作。</w:t>
-      </w:r>
     </w:p>
     <w:p>
       <w:pPr>
@@ -2823,9 +3161,6 @@
         <w:spacing w:before="135" w:line="180" w:lineRule="auto"/>
         <w:ind w:left="240" w:leftChars="100" w:firstLine="486" w:firstLineChars="300"/>
         <w:rPr>
-          <w:rFonts w:ascii="Arial Unicode MS" w:hAnsi="Arial Unicode MS" w:eastAsia="Arial Unicode MS" w:cs="Arial Unicode MS"/>
-          <w:b w:val="0"/>
-          <w:bCs w:val="0"/>
           <w:spacing w:val="-4"/>
           <w:szCs w:val="22"/>
           <w:lang w:eastAsia="zh-CN"/>
@@ -2846,23 +3181,6 @@
         </w:rPr>
         <w:t>公司介绍：</w:t>
       </w:r>
-    </w:p>
-    <w:p>
-      <w:pPr>
-        <w:pStyle w:val="3"/>
-        <w:tabs>
-          <w:tab w:val="left" w:pos="619"/>
-          <w:tab w:val="left" w:pos="620"/>
-          <w:tab w:val="left" w:pos="2619"/>
-        </w:tabs>
-        <w:spacing w:before="135"/>
-        <w:ind w:left="720" w:leftChars="300" w:firstLine="324" w:firstLineChars="200"/>
-        <w:rPr>
-          <w:spacing w:val="-4"/>
-          <w:szCs w:val="22"/>
-          <w:lang w:eastAsia="zh-CN"/>
-        </w:rPr>
-      </w:pPr>
       <w:r>
         <w:rPr>
           <w:rFonts w:hint="eastAsia" w:ascii="Arial Unicode MS" w:hAnsi="Arial Unicode MS" w:eastAsia="Arial Unicode MS" w:cs="Arial Unicode MS"/>
@@ -2902,8 +3220,8 @@
         </w:rPr>
       </w:pPr>
       <w:bookmarkStart w:id="16" w:name="OLE_LINK55"/>
-      <w:bookmarkStart w:id="17" w:name="OLE_LINK37"/>
-      <w:bookmarkStart w:id="18" w:name="OLE_LINK36"/>
+      <w:bookmarkStart w:id="17" w:name="OLE_LINK36"/>
+      <w:bookmarkStart w:id="18" w:name="OLE_LINK37"/>
       <w:r>
         <w:rPr>
           <w:rFonts w:hint="eastAsia"/>
@@ -2913,23 +3231,9 @@
         </w:rPr>
         <w:t>任职经历：</w:t>
       </w:r>
-    </w:p>
-    <w:bookmarkEnd w:id="14"/>
-    <w:bookmarkEnd w:id="15"/>
-    <w:bookmarkEnd w:id="16"/>
-    <w:p>
-      <w:pPr>
-        <w:pStyle w:val="4"/>
-        <w:tabs>
-          <w:tab w:val="left" w:pos="2974"/>
-        </w:tabs>
-        <w:ind w:left="744"/>
-        <w:rPr>
-          <w:spacing w:val="-4"/>
-          <w:szCs w:val="22"/>
-          <w:lang w:eastAsia="zh-CN"/>
-        </w:rPr>
-      </w:pPr>
+      <w:bookmarkEnd w:id="14"/>
+      <w:bookmarkEnd w:id="15"/>
+      <w:bookmarkEnd w:id="16"/>
       <w:bookmarkStart w:id="19" w:name="OLE_LINK42"/>
       <w:bookmarkStart w:id="20" w:name="OLE_LINK43"/>
       <w:r>
@@ -3582,18 +3886,23 @@
         </w:rPr>
         <w:t>主导《麦思加数学》在线教育项目的开发，通过技术创新提升教育产品的互动性和教学效果，推动在线教育体验的革新。</w:t>
       </w:r>
-    </w:p>
-    <w:bookmarkEnd w:id="17"/>
-    <w:bookmarkEnd w:id="18"/>
-    <w:bookmarkEnd w:id="19"/>
-    <w:bookmarkEnd w:id="20"/>
+      <w:bookmarkEnd w:id="17"/>
+      <w:bookmarkEnd w:id="18"/>
+      <w:bookmarkEnd w:id="19"/>
+      <w:bookmarkEnd w:id="20"/>
+    </w:p>
     <w:p>
       <w:pPr>
         <w:pStyle w:val="4"/>
         <w:tabs>
           <w:tab w:val="left" w:pos="2974"/>
-        </w:tabs>
-        <w:rPr>
+          <w:tab w:val="left" w:pos="5777"/>
+        </w:tabs>
+        <w:spacing w:before="97"/>
+        <w:ind w:left="744" w:firstLine="324" w:firstLineChars="200"/>
+        <w:rPr>
+          <w:spacing w:val="-4"/>
+          <w:szCs w:val="22"/>
           <w:lang w:eastAsia="zh-CN"/>
         </w:rPr>
       </w:pPr>
@@ -3704,9 +4013,6 @@
         <w:spacing w:before="135" w:line="180" w:lineRule="auto"/>
         <w:ind w:left="240" w:leftChars="100" w:firstLine="486" w:firstLineChars="300"/>
         <w:rPr>
-          <w:rFonts w:ascii="Arial Unicode MS" w:hAnsi="Arial Unicode MS" w:eastAsia="Arial Unicode MS" w:cs="Arial Unicode MS"/>
-          <w:b w:val="0"/>
-          <w:bCs w:val="0"/>
           <w:spacing w:val="-4"/>
           <w:szCs w:val="22"/>
           <w:lang w:eastAsia="zh-CN"/>
@@ -3727,23 +4033,6 @@
         </w:rPr>
         <w:t>公司介绍：</w:t>
       </w:r>
-    </w:p>
-    <w:p>
-      <w:pPr>
-        <w:pStyle w:val="3"/>
-        <w:tabs>
-          <w:tab w:val="left" w:pos="619"/>
-          <w:tab w:val="left" w:pos="620"/>
-          <w:tab w:val="left" w:pos="2619"/>
-        </w:tabs>
-        <w:spacing w:before="135"/>
-        <w:ind w:left="720" w:leftChars="300" w:firstLine="324" w:firstLineChars="200"/>
-        <w:rPr>
-          <w:spacing w:val="-4"/>
-          <w:szCs w:val="22"/>
-          <w:lang w:eastAsia="zh-CN"/>
-        </w:rPr>
-      </w:pPr>
       <w:r>
         <w:rPr>
           <w:rFonts w:hint="eastAsia" w:ascii="Arial Unicode MS" w:hAnsi="Arial Unicode MS" w:eastAsia="Arial Unicode MS" w:cs="Arial Unicode MS"/>
@@ -3769,31 +4058,6 @@
         <w:t>成立，经历B轮融资，是中国专业教育O2O社区化服务平台，通过移动互联网和大数据分析技术，为广大中国家长和孩子、 教育培训机构、教师、以及教育行业其他从业者提供优质服务，创造核心价值。</w:t>
       </w:r>
     </w:p>
-    <w:p>
-      <w:pPr>
-        <w:pStyle w:val="4"/>
-        <w:tabs>
-          <w:tab w:val="left" w:pos="2974"/>
-        </w:tabs>
-        <w:ind w:left="744"/>
-        <w:rPr>
-          <w:spacing w:val="-4"/>
-          <w:szCs w:val="22"/>
-          <w:lang w:eastAsia="zh-CN"/>
-        </w:rPr>
-      </w:pPr>
-      <w:r>
-        <w:rPr>
-          <w:rFonts w:hint="eastAsia"/>
-          <w:spacing w:val="-4"/>
-          <w:szCs w:val="22"/>
-          <w:lang w:eastAsia="zh-CN"/>
-        </w:rPr>
-        <w:t>任职经历：</w:t>
-      </w:r>
-    </w:p>
-    <w:bookmarkEnd w:id="30"/>
-    <w:bookmarkEnd w:id="31"/>
     <w:p>
       <w:pPr>
         <w:pStyle w:val="4"/>
@@ -3812,6 +4076,17 @@
           </w14:textFill>
         </w:rPr>
       </w:pPr>
+      <w:r>
+        <w:rPr>
+          <w:rFonts w:hint="eastAsia"/>
+          <w:spacing w:val="-4"/>
+          <w:szCs w:val="22"/>
+          <w:lang w:eastAsia="zh-CN"/>
+        </w:rPr>
+        <w:t>任职经历：</w:t>
+      </w:r>
+      <w:bookmarkEnd w:id="30"/>
+      <w:bookmarkEnd w:id="31"/>
       <w:bookmarkStart w:id="33" w:name="OLE_LINK31"/>
       <w:bookmarkStart w:id="34" w:name="OLE_LINK48"/>
       <w:r>
@@ -3909,7 +4184,7 @@
         <w:pStyle w:val="3"/>
         <w:numPr>
           <w:ilvl w:val="0"/>
-          <w:numId w:val="0"/>
+          <w:numId w:val="3"/>
         </w:numPr>
         <w:tabs>
           <w:tab w:val="left" w:pos="619"/>
@@ -3920,23 +4195,6 @@
           <w:lang w:eastAsia="zh-CN"/>
         </w:rPr>
       </w:pPr>
-    </w:p>
-    <w:p>
-      <w:pPr>
-        <w:pStyle w:val="3"/>
-        <w:numPr>
-          <w:ilvl w:val="0"/>
-          <w:numId w:val="3"/>
-        </w:numPr>
-        <w:tabs>
-          <w:tab w:val="left" w:pos="619"/>
-          <w:tab w:val="left" w:pos="620"/>
-          <w:tab w:val="left" w:pos="2633"/>
-        </w:tabs>
-        <w:rPr>
-          <w:lang w:eastAsia="zh-CN"/>
-        </w:rPr>
-      </w:pPr>
       <w:r>
         <w:rPr>
           <w:spacing w:val="8"/>
@@ -4018,12 +4276,12 @@
         <w:spacing w:before="135" w:line="180" w:lineRule="auto"/>
         <w:ind w:left="240" w:leftChars="100" w:firstLine="486" w:firstLineChars="300"/>
         <w:rPr>
-          <w:rFonts w:ascii="Arial Unicode MS" w:hAnsi="Arial Unicode MS" w:eastAsia="Arial Unicode MS" w:cs="Arial Unicode MS"/>
-          <w:b w:val="0"/>
-          <w:bCs w:val="0"/>
-          <w:spacing w:val="-4"/>
-          <w:szCs w:val="22"/>
-          <w:lang w:eastAsia="zh-CN"/>
+          <w:rFonts w:hint="eastAsia" w:ascii="Arial Unicode MS" w:hAnsi="Arial Unicode MS" w:eastAsia="Arial Unicode MS" w:cs="Arial Unicode MS"/>
+          <w:b w:val="0"/>
+          <w:bCs w:val="0"/>
+          <w:spacing w:val="-4"/>
+          <w:szCs w:val="22"/>
+          <w:lang w:val="en-US" w:eastAsia="zh-CN"/>
         </w:rPr>
       </w:pPr>
       <w:r>
@@ -4036,6 +4294,17 @@
           <w:lang w:eastAsia="zh-CN"/>
         </w:rPr>
         <w:t>公司介绍：</w:t>
+      </w:r>
+      <w:r>
+        <w:rPr>
+          <w:rFonts w:hint="eastAsia" w:ascii="Arial Unicode MS" w:hAnsi="Arial Unicode MS" w:eastAsia="Arial Unicode MS" w:cs="Arial Unicode MS"/>
+          <w:b w:val="0"/>
+          <w:bCs w:val="0"/>
+          <w:spacing w:val="-4"/>
+          <w:szCs w:val="22"/>
+          <w:lang w:val="en-US" w:eastAsia="zh-CN"/>
+        </w:rPr>
+        <w:t>成立于1992年8月，隶属于中国邮政集团公司培训中心（石家庄邮电职业技术学院）。具有有线通信专业甲级、无线通信和                   邮政工程专业乙级，工程勘察乙级，通信信息网络系统集成乙级，安全技术防范一级资质证书。</w:t>
       </w:r>
     </w:p>
     <w:p>
@@ -4049,37 +4318,6 @@
         <w:spacing w:before="135"/>
         <w:ind w:left="720" w:leftChars="300" w:firstLine="324" w:firstLineChars="200"/>
         <w:rPr>
-          <w:rFonts w:hint="eastAsia" w:ascii="Arial Unicode MS" w:hAnsi="Arial Unicode MS" w:eastAsia="Arial Unicode MS" w:cs="Arial Unicode MS"/>
-          <w:b w:val="0"/>
-          <w:bCs w:val="0"/>
-          <w:spacing w:val="-4"/>
-          <w:szCs w:val="22"/>
-          <w:lang w:val="en-US" w:eastAsia="zh-CN"/>
-        </w:rPr>
-      </w:pPr>
-      <w:r>
-        <w:rPr>
-          <w:rFonts w:hint="eastAsia" w:ascii="Arial Unicode MS" w:hAnsi="Arial Unicode MS" w:eastAsia="Arial Unicode MS" w:cs="Arial Unicode MS"/>
-          <w:b w:val="0"/>
-          <w:bCs w:val="0"/>
-          <w:spacing w:val="-4"/>
-          <w:szCs w:val="22"/>
-          <w:lang w:val="en-US" w:eastAsia="zh-CN"/>
-        </w:rPr>
-        <w:t>成立于1992年8月，隶属于中国邮政集团公司培训中心（石家庄邮电职业技术学院）。具有有线通信专业甲级、无线通信和                   邮政工程专业乙级，工程勘察乙级，通信信息网络系统集成乙级，安全技术防范一级资质证书。</w:t>
-      </w:r>
-    </w:p>
-    <w:p>
-      <w:pPr>
-        <w:pStyle w:val="3"/>
-        <w:tabs>
-          <w:tab w:val="left" w:pos="619"/>
-          <w:tab w:val="left" w:pos="620"/>
-          <w:tab w:val="left" w:pos="2619"/>
-        </w:tabs>
-        <w:spacing w:before="135"/>
-        <w:ind w:left="720" w:leftChars="300" w:firstLine="324" w:firstLineChars="200"/>
-        <w:rPr>
           <w:spacing w:val="-4"/>
           <w:szCs w:val="22"/>
           <w:lang w:eastAsia="zh-CN"/>
@@ -4104,30 +4342,6 @@
           <w:tab w:val="left" w:pos="2974"/>
         </w:tabs>
         <w:ind w:left="744"/>
-        <w:rPr>
-          <w:spacing w:val="-4"/>
-          <w:szCs w:val="22"/>
-          <w:lang w:eastAsia="zh-CN"/>
-        </w:rPr>
-      </w:pPr>
-      <w:r>
-        <w:rPr>
-          <w:rFonts w:hint="eastAsia"/>
-          <w:spacing w:val="-4"/>
-          <w:szCs w:val="22"/>
-          <w:lang w:eastAsia="zh-CN"/>
-        </w:rPr>
-        <w:t>任职经历：</w:t>
-      </w:r>
-    </w:p>
-    <w:p>
-      <w:pPr>
-        <w:pStyle w:val="4"/>
-        <w:tabs>
-          <w:tab w:val="left" w:pos="6197"/>
-        </w:tabs>
-        <w:spacing w:before="145"/>
-        <w:ind w:left="0" w:firstLine="729" w:firstLineChars="450"/>
         <w:rPr>
           <w:color w:val="4F81BD" w:themeColor="accent1"/>
           <w:spacing w:val="-4"/>
@@ -4140,6 +4354,15 @@
           </w14:textFill>
         </w:rPr>
       </w:pPr>
+      <w:r>
+        <w:rPr>
+          <w:rFonts w:hint="eastAsia"/>
+          <w:spacing w:val="-4"/>
+          <w:szCs w:val="22"/>
+          <w:lang w:eastAsia="zh-CN"/>
+        </w:rPr>
+        <w:t>任职经历：</w:t>
+      </w:r>
       <w:bookmarkStart w:id="37" w:name="OLE_LINK45"/>
       <w:r>
         <w:rPr>
@@ -4274,6 +4497,54 @@
     <w:p>
       <w:pPr>
         <w:pStyle w:val="2"/>
+        <w:spacing w:before="157"/>
+        <w:ind w:left="0" w:leftChars="0" w:firstLine="0" w:firstLineChars="0"/>
+        <w:rPr>
+          <w:color w:val="246EB8"/>
+          <w:spacing w:val="-2"/>
+          <w:lang w:eastAsia="zh-CN"/>
+        </w:rPr>
+      </w:pPr>
+    </w:p>
+    <w:p>
+      <w:pPr>
+        <w:pStyle w:val="2"/>
+        <w:spacing w:before="157"/>
+        <w:ind w:left="0" w:leftChars="0" w:firstLine="0" w:firstLineChars="0"/>
+        <w:rPr>
+          <w:color w:val="246EB8"/>
+          <w:spacing w:val="-2"/>
+          <w:lang w:eastAsia="zh-CN"/>
+        </w:rPr>
+      </w:pPr>
+    </w:p>
+    <w:p>
+      <w:pPr>
+        <w:pStyle w:val="2"/>
+        <w:spacing w:before="157"/>
+        <w:ind w:left="0" w:leftChars="0" w:firstLine="0" w:firstLineChars="0"/>
+        <w:rPr>
+          <w:color w:val="246EB8"/>
+          <w:spacing w:val="-2"/>
+          <w:lang w:eastAsia="zh-CN"/>
+        </w:rPr>
+      </w:pPr>
+    </w:p>
+    <w:p>
+      <w:pPr>
+        <w:pStyle w:val="2"/>
+        <w:spacing w:before="157"/>
+        <w:ind w:left="0" w:leftChars="0" w:firstLine="0" w:firstLineChars="0"/>
+        <w:rPr>
+          <w:color w:val="246EB8"/>
+          <w:spacing w:val="-2"/>
+          <w:lang w:eastAsia="zh-CN"/>
+        </w:rPr>
+      </w:pPr>
+    </w:p>
+    <w:p>
+      <w:pPr>
+        <w:pStyle w:val="2"/>
         <w:spacing w:before="44"/>
         <w:rPr>
           <w:color w:val="246EB8"/>
@@ -4329,7 +4600,7 @@
       </w:pPr>
       <w:r>
         <w:drawing>
-          <wp:anchor distT="0" distB="0" distL="0" distR="0" simplePos="0" relativeHeight="251660288" behindDoc="0" locked="0" layoutInCell="1" allowOverlap="1">
+          <wp:anchor distT="0" distB="0" distL="0" distR="0" simplePos="0" relativeHeight="251659264" behindDoc="0" locked="0" layoutInCell="1" allowOverlap="1">
             <wp:simplePos x="0" y="0"/>
             <wp:positionH relativeFrom="page">
               <wp:posOffset>535940</wp:posOffset>
@@ -4354,7 +4625,7 @@
                     </pic:cNvPicPr>
                   </pic:nvPicPr>
                   <pic:blipFill>
-                    <a:blip r:embed="rId4" cstate="print"/>
+                    <a:blip r:embed="rId5" cstate="print"/>
                     <a:stretch>
                       <a:fillRect/>
                     </a:stretch>
@@ -4437,7 +4708,7 @@
           <w:w w:val="110"/>
           <w:lang w:val="en-US" w:eastAsia="zh-CN"/>
         </w:rPr>
-        <w:t>集团数字化转型项目 |  CIO助理（数字化转型方向）</w:t>
+        <w:t>开开华彩APP及其相关产品</w:t>
       </w:r>
       <w:r>
         <w:rPr>
@@ -4452,7 +4723,7 @@
           <w:w w:val="110"/>
           <w:lang w:val="en-US" w:eastAsia="zh-CN"/>
         </w:rPr>
-        <w:t>集团CIO小组成员</w:t>
+        <w:t>客户端开发组长</w:t>
       </w:r>
       <w:r>
         <w:rPr>
@@ -4471,7 +4742,7 @@
           <w:w w:val="110"/>
           <w:lang w:val="en-US" w:eastAsia="zh-CN"/>
         </w:rPr>
-        <w:t>4</w:t>
+        <w:t>5</w:t>
       </w:r>
       <w:r>
         <w:rPr>
@@ -4480,7 +4751,7 @@
           <w:w w:val="110"/>
           <w:lang w:eastAsia="zh-CN"/>
         </w:rPr>
-        <w:t>.1</w:t>
+        <w:t>.</w:t>
       </w:r>
       <w:r>
         <w:rPr>
@@ -4490,7 +4761,7 @@
           <w:w w:val="110"/>
           <w:lang w:val="en-US" w:eastAsia="zh-CN"/>
         </w:rPr>
-        <w:t>2</w:t>
+        <w:t>7</w:t>
       </w:r>
       <w:r>
         <w:rPr>
@@ -4518,7 +4789,7 @@
           <w:w w:val="110"/>
           <w:lang w:val="en-US" w:eastAsia="zh-CN"/>
         </w:rPr>
-        <w:t>2025.4</w:t>
+        <w:t>今</w:t>
       </w:r>
       <w:r>
         <w:rPr>
@@ -4602,6 +4873,657 @@
     <w:p>
       <w:pPr>
         <w:pStyle w:val="3"/>
+        <w:numPr>
+          <w:ilvl w:val="0"/>
+          <w:numId w:val="0"/>
+        </w:numPr>
+        <w:tabs>
+          <w:tab w:val="left" w:pos="619"/>
+          <w:tab w:val="left" w:pos="620"/>
+        </w:tabs>
+        <w:ind w:left="140" w:leftChars="0" w:firstLine="486" w:firstLineChars="300"/>
+        <w:rPr>
+          <w:rFonts w:hint="default" w:ascii="Arial Unicode MS" w:hAnsi="Arial Unicode MS" w:eastAsia="Arial Unicode MS" w:cs="Arial Unicode MS"/>
+          <w:b w:val="0"/>
+          <w:bCs w:val="0"/>
+          <w:spacing w:val="-4"/>
+          <w:sz w:val="17"/>
+          <w:szCs w:val="22"/>
+          <w:lang w:val="en-US" w:eastAsia="zh-CN" w:bidi="ar-SA"/>
+        </w:rPr>
+      </w:pPr>
+      <w:r>
+        <w:rPr>
+          <w:rFonts w:hint="eastAsia" w:ascii="Arial Unicode MS" w:hAnsi="Arial Unicode MS" w:eastAsia="Arial Unicode MS" w:cs="Arial Unicode MS"/>
+          <w:b w:val="0"/>
+          <w:bCs w:val="0"/>
+          <w:spacing w:val="-4"/>
+          <w:sz w:val="17"/>
+          <w:szCs w:val="22"/>
+          <w:lang w:val="en-US" w:eastAsia="zh-CN" w:bidi="ar-SA"/>
+        </w:rPr>
+        <w:t>1.</w:t>
+      </w:r>
+      <w:r>
+        <w:rPr>
+          <w:rFonts w:hint="default" w:ascii="Arial Unicode MS" w:hAnsi="Arial Unicode MS" w:eastAsia="Arial Unicode MS" w:cs="Arial Unicode MS"/>
+          <w:b w:val="0"/>
+          <w:bCs w:val="0"/>
+          <w:spacing w:val="-4"/>
+          <w:sz w:val="17"/>
+          <w:szCs w:val="22"/>
+          <w:lang w:val="en-US" w:eastAsia="zh-CN" w:bidi="ar-SA"/>
+        </w:rPr>
+        <w:t>负责「开开华彩」APP 客户端核心功能开发，采用 Flutter Add-to-App 架构，将 Flutter 业务模块嵌入 Android / iOS</w:t>
+      </w:r>
+      <w:r>
+        <w:rPr>
+          <w:rFonts w:hint="eastAsia" w:ascii="Arial Unicode MS" w:hAnsi="Arial Unicode MS" w:eastAsia="Arial Unicode MS" w:cs="Arial Unicode MS"/>
+          <w:b w:val="0"/>
+          <w:bCs w:val="0"/>
+          <w:spacing w:val="-4"/>
+          <w:sz w:val="17"/>
+          <w:szCs w:val="22"/>
+          <w:lang w:val="en-US" w:eastAsia="zh-CN" w:bidi="ar-SA"/>
+        </w:rPr>
+        <w:t xml:space="preserve"> / 鸿蒙</w:t>
+      </w:r>
+      <w:r>
+        <w:rPr>
+          <w:rFonts w:hint="default" w:ascii="Arial Unicode MS" w:hAnsi="Arial Unicode MS" w:eastAsia="Arial Unicode MS" w:cs="Arial Unicode MS"/>
+          <w:b w:val="0"/>
+          <w:bCs w:val="0"/>
+          <w:spacing w:val="-4"/>
+          <w:sz w:val="17"/>
+          <w:szCs w:val="22"/>
+          <w:lang w:val="en-US" w:eastAsia="zh-CN" w:bidi="ar-SA"/>
+        </w:rPr>
+        <w:t xml:space="preserve"> 原生宿主，实现跨端业务复用与原生能力协同。</w:t>
+      </w:r>
+    </w:p>
+    <w:p>
+      <w:pPr>
+        <w:pStyle w:val="3"/>
+        <w:numPr>
+          <w:ilvl w:val="0"/>
+          <w:numId w:val="0"/>
+        </w:numPr>
+        <w:tabs>
+          <w:tab w:val="left" w:pos="619"/>
+          <w:tab w:val="left" w:pos="620"/>
+        </w:tabs>
+        <w:ind w:left="140" w:leftChars="0" w:firstLine="486" w:firstLineChars="300"/>
+        <w:rPr>
+          <w:rFonts w:hint="default" w:ascii="Arial Unicode MS" w:hAnsi="Arial Unicode MS" w:eastAsia="Arial Unicode MS" w:cs="Arial Unicode MS"/>
+          <w:b w:val="0"/>
+          <w:bCs w:val="0"/>
+          <w:spacing w:val="-4"/>
+          <w:sz w:val="17"/>
+          <w:szCs w:val="22"/>
+          <w:lang w:val="en-US" w:eastAsia="zh-CN" w:bidi="ar-SA"/>
+        </w:rPr>
+      </w:pPr>
+      <w:r>
+        <w:rPr>
+          <w:rFonts w:hint="eastAsia" w:ascii="Arial Unicode MS" w:hAnsi="Arial Unicode MS" w:eastAsia="Arial Unicode MS" w:cs="Arial Unicode MS"/>
+          <w:b w:val="0"/>
+          <w:bCs w:val="0"/>
+          <w:spacing w:val="-4"/>
+          <w:sz w:val="17"/>
+          <w:szCs w:val="22"/>
+          <w:lang w:val="en-US" w:eastAsia="zh-CN" w:bidi="ar-SA"/>
+        </w:rPr>
+        <w:t>2.</w:t>
+      </w:r>
+      <w:r>
+        <w:rPr>
+          <w:rFonts w:hint="default" w:ascii="Arial Unicode MS" w:hAnsi="Arial Unicode MS" w:eastAsia="Arial Unicode MS" w:cs="Arial Unicode MS"/>
+          <w:b w:val="0"/>
+          <w:bCs w:val="0"/>
+          <w:spacing w:val="-4"/>
+          <w:sz w:val="17"/>
+          <w:szCs w:val="22"/>
+          <w:lang w:val="en-US" w:eastAsia="zh-CN" w:bidi="ar-SA"/>
+        </w:rPr>
+        <w:t>负责 Flutter 业务模块开发与维护，参与课程、作业、订单、直播、支付、IM、音视频等业务域建设，基于 go_router、dio、provider、get_it 等技术完成页面路由、网络请求、状态管理及依赖管理。</w:t>
+      </w:r>
+    </w:p>
+    <w:p>
+      <w:pPr>
+        <w:pStyle w:val="3"/>
+        <w:numPr>
+          <w:ilvl w:val="0"/>
+          <w:numId w:val="0"/>
+        </w:numPr>
+        <w:tabs>
+          <w:tab w:val="left" w:pos="619"/>
+          <w:tab w:val="left" w:pos="620"/>
+        </w:tabs>
+        <w:ind w:left="140" w:leftChars="0" w:firstLine="486" w:firstLineChars="300"/>
+        <w:rPr>
+          <w:rFonts w:hint="default" w:ascii="Arial Unicode MS" w:hAnsi="Arial Unicode MS" w:eastAsia="Arial Unicode MS" w:cs="Arial Unicode MS"/>
+          <w:b w:val="0"/>
+          <w:bCs w:val="0"/>
+          <w:spacing w:val="-4"/>
+          <w:sz w:val="17"/>
+          <w:szCs w:val="22"/>
+          <w:lang w:val="en-US" w:eastAsia="zh-CN" w:bidi="ar-SA"/>
+        </w:rPr>
+      </w:pPr>
+      <w:r>
+        <w:rPr>
+          <w:rFonts w:hint="eastAsia" w:ascii="Arial Unicode MS" w:hAnsi="Arial Unicode MS" w:eastAsia="Arial Unicode MS" w:cs="Arial Unicode MS"/>
+          <w:b w:val="0"/>
+          <w:bCs w:val="0"/>
+          <w:spacing w:val="-4"/>
+          <w:sz w:val="17"/>
+          <w:szCs w:val="22"/>
+          <w:lang w:val="en-US" w:eastAsia="zh-CN" w:bidi="ar-SA"/>
+        </w:rPr>
+        <w:t>3.</w:t>
+      </w:r>
+      <w:r>
+        <w:rPr>
+          <w:rFonts w:hint="default" w:ascii="Arial Unicode MS" w:hAnsi="Arial Unicode MS" w:eastAsia="Arial Unicode MS" w:cs="Arial Unicode MS"/>
+          <w:b w:val="0"/>
+          <w:bCs w:val="0"/>
+          <w:spacing w:val="-4"/>
+          <w:sz w:val="17"/>
+          <w:szCs w:val="22"/>
+          <w:lang w:val="en-US" w:eastAsia="zh-CN" w:bidi="ar-SA"/>
+        </w:rPr>
+        <w:t>负责 Flutter 与 Android / iOS</w:t>
+      </w:r>
+      <w:r>
+        <w:rPr>
+          <w:rFonts w:hint="eastAsia" w:ascii="Arial Unicode MS" w:hAnsi="Arial Unicode MS" w:eastAsia="Arial Unicode MS" w:cs="Arial Unicode MS"/>
+          <w:b w:val="0"/>
+          <w:bCs w:val="0"/>
+          <w:spacing w:val="-4"/>
+          <w:sz w:val="17"/>
+          <w:szCs w:val="22"/>
+          <w:lang w:val="en-US" w:eastAsia="zh-CN" w:bidi="ar-SA"/>
+        </w:rPr>
+        <w:t xml:space="preserve"> /鸿蒙</w:t>
+      </w:r>
+      <w:r>
+        <w:rPr>
+          <w:rFonts w:hint="default" w:ascii="Arial Unicode MS" w:hAnsi="Arial Unicode MS" w:eastAsia="Arial Unicode MS" w:cs="Arial Unicode MS"/>
+          <w:b w:val="0"/>
+          <w:bCs w:val="0"/>
+          <w:spacing w:val="-4"/>
+          <w:sz w:val="17"/>
+          <w:szCs w:val="22"/>
+          <w:lang w:val="en-US" w:eastAsia="zh-CN" w:bidi="ar-SA"/>
+        </w:rPr>
+        <w:t xml:space="preserve"> 原生能力桥接方案设计与落地，通过 MethodChannel / native_channel 对接推送、微信、支付、系统权限、音视频、相机、音量控制等能力，保障跨端功能一致性。</w:t>
+      </w:r>
+    </w:p>
+    <w:p>
+      <w:pPr>
+        <w:pStyle w:val="3"/>
+        <w:numPr>
+          <w:ilvl w:val="0"/>
+          <w:numId w:val="0"/>
+        </w:numPr>
+        <w:tabs>
+          <w:tab w:val="left" w:pos="619"/>
+          <w:tab w:val="left" w:pos="620"/>
+        </w:tabs>
+        <w:ind w:left="140" w:leftChars="0" w:firstLine="486" w:firstLineChars="300"/>
+        <w:rPr>
+          <w:rFonts w:hint="default" w:ascii="Arial Unicode MS" w:hAnsi="Arial Unicode MS" w:eastAsia="Arial Unicode MS" w:cs="Arial Unicode MS"/>
+          <w:b w:val="0"/>
+          <w:bCs w:val="0"/>
+          <w:spacing w:val="-4"/>
+          <w:sz w:val="17"/>
+          <w:szCs w:val="22"/>
+          <w:lang w:val="en-US" w:eastAsia="zh-CN" w:bidi="ar-SA"/>
+        </w:rPr>
+      </w:pPr>
+      <w:r>
+        <w:rPr>
+          <w:rFonts w:hint="eastAsia" w:ascii="Arial Unicode MS" w:hAnsi="Arial Unicode MS" w:eastAsia="Arial Unicode MS" w:cs="Arial Unicode MS"/>
+          <w:b w:val="0"/>
+          <w:bCs w:val="0"/>
+          <w:spacing w:val="-4"/>
+          <w:sz w:val="17"/>
+          <w:szCs w:val="22"/>
+          <w:lang w:val="en-US" w:eastAsia="zh-CN" w:bidi="ar-SA"/>
+        </w:rPr>
+        <w:t>4.</w:t>
+      </w:r>
+      <w:r>
+        <w:rPr>
+          <w:rFonts w:hint="default" w:ascii="Arial Unicode MS" w:hAnsi="Arial Unicode MS" w:eastAsia="Arial Unicode MS" w:cs="Arial Unicode MS"/>
+          <w:b w:val="0"/>
+          <w:bCs w:val="0"/>
+          <w:spacing w:val="-4"/>
+          <w:sz w:val="17"/>
+          <w:szCs w:val="22"/>
+          <w:lang w:val="en-US" w:eastAsia="zh-CN" w:bidi="ar-SA"/>
+        </w:rPr>
+        <w:t>参与 Android / iOS 宿主工程维护，配合完成极光推送、友盟统计、支付宝、微信、融云 IM、火山 RTC 等第三方 SDK 的集成、调试与问题排查。</w:t>
+      </w:r>
+    </w:p>
+    <w:p>
+      <w:pPr>
+        <w:pStyle w:val="3"/>
+        <w:numPr>
+          <w:ilvl w:val="0"/>
+          <w:numId w:val="0"/>
+        </w:numPr>
+        <w:tabs>
+          <w:tab w:val="left" w:pos="619"/>
+          <w:tab w:val="left" w:pos="620"/>
+        </w:tabs>
+        <w:ind w:left="140" w:leftChars="0" w:firstLine="486" w:firstLineChars="300"/>
+        <w:rPr>
+          <w:rFonts w:hint="default" w:ascii="Arial Unicode MS" w:hAnsi="Arial Unicode MS" w:eastAsia="Arial Unicode MS" w:cs="Arial Unicode MS"/>
+          <w:b w:val="0"/>
+          <w:bCs w:val="0"/>
+          <w:spacing w:val="-4"/>
+          <w:sz w:val="17"/>
+          <w:szCs w:val="22"/>
+          <w:lang w:val="en-US" w:eastAsia="zh-CN" w:bidi="ar-SA"/>
+        </w:rPr>
+      </w:pPr>
+      <w:r>
+        <w:rPr>
+          <w:rFonts w:hint="eastAsia" w:ascii="Arial Unicode MS" w:hAnsi="Arial Unicode MS" w:eastAsia="Arial Unicode MS" w:cs="Arial Unicode MS"/>
+          <w:b w:val="0"/>
+          <w:bCs w:val="0"/>
+          <w:spacing w:val="-4"/>
+          <w:sz w:val="17"/>
+          <w:szCs w:val="22"/>
+          <w:lang w:val="en-US" w:eastAsia="zh-CN" w:bidi="ar-SA"/>
+        </w:rPr>
+        <w:t>5.</w:t>
+      </w:r>
+      <w:r>
+        <w:rPr>
+          <w:rFonts w:hint="default" w:ascii="Arial Unicode MS" w:hAnsi="Arial Unicode MS" w:eastAsia="Arial Unicode MS" w:cs="Arial Unicode MS"/>
+          <w:b w:val="0"/>
+          <w:bCs w:val="0"/>
+          <w:spacing w:val="-4"/>
+          <w:sz w:val="17"/>
+          <w:szCs w:val="22"/>
+          <w:lang w:val="en-US" w:eastAsia="zh-CN" w:bidi="ar-SA"/>
+        </w:rPr>
+        <w:t>负责微信小程序「开开华彩兴趣课堂」及运营管理后台相关功能开发</w:t>
+      </w:r>
+      <w:r>
+        <w:rPr>
+          <w:rFonts w:hint="eastAsia" w:ascii="Arial Unicode MS" w:hAnsi="Arial Unicode MS" w:eastAsia="Arial Unicode MS" w:cs="Arial Unicode MS"/>
+          <w:b w:val="0"/>
+          <w:bCs w:val="0"/>
+          <w:spacing w:val="-4"/>
+          <w:sz w:val="17"/>
+          <w:szCs w:val="22"/>
+          <w:lang w:val="en-US" w:eastAsia="zh-CN" w:bidi="ar-SA"/>
+        </w:rPr>
+        <w:t>,首创基于小程序的登录流程</w:t>
+      </w:r>
+      <w:r>
+        <w:rPr>
+          <w:rFonts w:hint="default" w:ascii="Arial Unicode MS" w:hAnsi="Arial Unicode MS" w:eastAsia="Arial Unicode MS" w:cs="Arial Unicode MS"/>
+          <w:b w:val="0"/>
+          <w:bCs w:val="0"/>
+          <w:spacing w:val="-4"/>
+          <w:sz w:val="17"/>
+          <w:szCs w:val="22"/>
+          <w:lang w:val="en-US" w:eastAsia="zh-CN" w:bidi="ar-SA"/>
+        </w:rPr>
+        <w:t>，支撑课程运营、活动配置、用户管理、订单管理等业务需求，提升内部运营效率。</w:t>
+      </w:r>
+    </w:p>
+    <w:p>
+      <w:pPr>
+        <w:pStyle w:val="3"/>
+        <w:numPr>
+          <w:ilvl w:val="0"/>
+          <w:numId w:val="0"/>
+        </w:numPr>
+        <w:tabs>
+          <w:tab w:val="left" w:pos="619"/>
+          <w:tab w:val="left" w:pos="620"/>
+        </w:tabs>
+        <w:ind w:left="140" w:leftChars="0" w:firstLine="486" w:firstLineChars="300"/>
+        <w:rPr>
+          <w:rFonts w:hint="default" w:ascii="Arial Unicode MS" w:hAnsi="Arial Unicode MS" w:eastAsia="Arial Unicode MS" w:cs="Arial Unicode MS"/>
+          <w:b w:val="0"/>
+          <w:bCs w:val="0"/>
+          <w:spacing w:val="-4"/>
+          <w:sz w:val="17"/>
+          <w:szCs w:val="22"/>
+          <w:lang w:val="en-US" w:eastAsia="zh-CN" w:bidi="ar-SA"/>
+        </w:rPr>
+      </w:pPr>
+      <w:r>
+        <w:rPr>
+          <w:rFonts w:hint="eastAsia" w:ascii="Arial Unicode MS" w:hAnsi="Arial Unicode MS" w:eastAsia="Arial Unicode MS" w:cs="Arial Unicode MS"/>
+          <w:b w:val="0"/>
+          <w:bCs w:val="0"/>
+          <w:spacing w:val="-4"/>
+          <w:sz w:val="17"/>
+          <w:szCs w:val="22"/>
+          <w:lang w:val="en-US" w:eastAsia="zh-CN" w:bidi="ar-SA"/>
+        </w:rPr>
+        <w:t>6.</w:t>
+      </w:r>
+      <w:r>
+        <w:rPr>
+          <w:rFonts w:hint="default" w:ascii="Arial Unicode MS" w:hAnsi="Arial Unicode MS" w:eastAsia="Arial Unicode MS" w:cs="Arial Unicode MS"/>
+          <w:b w:val="0"/>
+          <w:bCs w:val="0"/>
+          <w:spacing w:val="-4"/>
+          <w:sz w:val="17"/>
+          <w:szCs w:val="22"/>
+          <w:lang w:val="en-US" w:eastAsia="zh-CN" w:bidi="ar-SA"/>
+        </w:rPr>
+        <w:t>参与 H5 小游戏及活动页接入工作，配合 App WebView / 活动链接完成小游戏资源部署、联调和业务闭环。</w:t>
+      </w:r>
+    </w:p>
+    <w:p>
+      <w:pPr>
+        <w:pStyle w:val="3"/>
+        <w:numPr>
+          <w:ilvl w:val="0"/>
+          <w:numId w:val="0"/>
+        </w:numPr>
+        <w:tabs>
+          <w:tab w:val="left" w:pos="619"/>
+          <w:tab w:val="left" w:pos="620"/>
+        </w:tabs>
+        <w:ind w:left="140" w:leftChars="0" w:firstLine="486" w:firstLineChars="300"/>
+        <w:rPr>
+          <w:rFonts w:hint="eastAsia" w:ascii="Arial Unicode MS" w:hAnsi="Arial Unicode MS" w:eastAsia="Arial Unicode MS" w:cs="Arial Unicode MS"/>
+          <w:b w:val="0"/>
+          <w:bCs w:val="0"/>
+          <w:spacing w:val="-4"/>
+          <w:sz w:val="17"/>
+          <w:szCs w:val="22"/>
+          <w:lang w:val="en-US" w:eastAsia="zh-CN" w:bidi="ar-SA"/>
+        </w:rPr>
+      </w:pPr>
+      <w:r>
+        <w:rPr>
+          <w:rFonts w:hint="eastAsia" w:ascii="Arial Unicode MS" w:hAnsi="Arial Unicode MS" w:eastAsia="Arial Unicode MS" w:cs="Arial Unicode MS"/>
+          <w:b w:val="0"/>
+          <w:bCs w:val="0"/>
+          <w:spacing w:val="-4"/>
+          <w:sz w:val="17"/>
+          <w:szCs w:val="22"/>
+          <w:lang w:val="en-US" w:eastAsia="zh-CN" w:bidi="ar-SA"/>
+        </w:rPr>
+        <w:t>7.担任客户端开发组长，负责客户端技术方案设计、任务拆解、研发排期、代码质量把控及版本交付，并辅助 CTO 进行团队管理、跨端协作和技术风险控制，保障公司战略级产品稳定迭代。</w:t>
+      </w:r>
+    </w:p>
+    <w:p>
+      <w:pPr>
+        <w:pStyle w:val="3"/>
+        <w:keepNext w:val="0"/>
+        <w:keepLines w:val="0"/>
+        <w:pageBreakBefore w:val="0"/>
+        <w:widowControl w:val="0"/>
+        <w:numPr>
+          <w:numId w:val="0"/>
+        </w:numPr>
+        <w:tabs>
+          <w:tab w:val="left" w:pos="619"/>
+          <w:tab w:val="left" w:pos="620"/>
+        </w:tabs>
+        <w:kinsoku/>
+        <w:wordWrap/>
+        <w:overflowPunct/>
+        <w:topLinePunct w:val="0"/>
+        <w:autoSpaceDE w:val="0"/>
+        <w:autoSpaceDN w:val="0"/>
+        <w:bidi w:val="0"/>
+        <w:adjustRightInd/>
+        <w:snapToGrid/>
+        <w:spacing w:line="360" w:lineRule="auto"/>
+        <w:ind w:left="142" w:leftChars="0"/>
+        <w:textAlignment w:val="auto"/>
+        <w:rPr>
+          <w:rFonts w:hint="eastAsia" w:ascii="STKaitiSC-Black" w:hAnsi="Arial Unicode MS" w:eastAsia="STKaitiSC-Black" w:cs="Arial Unicode MS"/>
+          <w:b/>
+          <w:bCs w:val="0"/>
+          <w:spacing w:val="-3"/>
+          <w:w w:val="106"/>
+          <w:sz w:val="17"/>
+          <w:szCs w:val="17"/>
+          <w:lang w:val="en-US" w:eastAsia="zh-CN" w:bidi="ar-SA"/>
+        </w:rPr>
+      </w:pPr>
+    </w:p>
+    <w:p>
+      <w:pPr>
+        <w:pStyle w:val="3"/>
+        <w:keepNext w:val="0"/>
+        <w:keepLines w:val="0"/>
+        <w:pageBreakBefore w:val="0"/>
+        <w:widowControl w:val="0"/>
+        <w:numPr>
+          <w:ilvl w:val="0"/>
+          <w:numId w:val="3"/>
+        </w:numPr>
+        <w:tabs>
+          <w:tab w:val="left" w:pos="619"/>
+          <w:tab w:val="left" w:pos="620"/>
+        </w:tabs>
+        <w:kinsoku/>
+        <w:wordWrap/>
+        <w:overflowPunct/>
+        <w:topLinePunct w:val="0"/>
+        <w:autoSpaceDE w:val="0"/>
+        <w:autoSpaceDN w:val="0"/>
+        <w:bidi w:val="0"/>
+        <w:adjustRightInd/>
+        <w:snapToGrid/>
+        <w:spacing w:line="360" w:lineRule="auto"/>
+        <w:ind w:left="624" w:hanging="482"/>
+        <w:textAlignment w:val="auto"/>
+        <w:rPr>
+          <w:rFonts w:hint="eastAsia" w:ascii="STKaitiSC-Black" w:hAnsi="Arial Unicode MS" w:eastAsia="STKaitiSC-Black" w:cs="Arial Unicode MS"/>
+          <w:b/>
+          <w:bCs w:val="0"/>
+          <w:spacing w:val="-3"/>
+          <w:w w:val="106"/>
+          <w:sz w:val="17"/>
+          <w:szCs w:val="17"/>
+          <w:lang w:val="en-US" w:eastAsia="zh-CN" w:bidi="ar-SA"/>
+        </w:rPr>
+      </w:pPr>
+      <w:r>
+        <w:rPr>
+          <w:spacing w:val="-2"/>
+          <w:w w:val="110"/>
+          <w:lang w:eastAsia="zh-CN"/>
+        </w:rPr>
+        <w:t>项目名称</w:t>
+      </w:r>
+      <w:r>
+        <w:rPr>
+          <w:rFonts w:hint="eastAsia"/>
+          <w:spacing w:val="-2"/>
+          <w:w w:val="110"/>
+          <w:lang w:eastAsia="zh-CN"/>
+        </w:rPr>
+        <w:t>：</w:t>
+      </w:r>
+      <w:r>
+        <w:rPr>
+          <w:rFonts w:hint="eastAsia"/>
+          <w:spacing w:val="-2"/>
+          <w:w w:val="110"/>
+          <w:lang w:val="en-US" w:eastAsia="zh-CN"/>
+        </w:rPr>
+        <w:t>集团数字化转型项目 |  CIO助理（数字化转型方向）</w:t>
+      </w:r>
+      <w:r>
+        <w:rPr>
+          <w:w w:val="110"/>
+          <w:lang w:eastAsia="zh-CN"/>
+        </w:rPr>
+        <w:t>｜</w:t>
+      </w:r>
+      <w:r>
+        <w:rPr>
+          <w:rFonts w:hint="eastAsia"/>
+          <w:w w:val="110"/>
+          <w:lang w:val="en-US" w:eastAsia="zh-CN"/>
+        </w:rPr>
+        <w:t>集团CIO小组成员</w:t>
+      </w:r>
+      <w:r>
+        <w:rPr>
+          <w:color w:val="0000FF"/>
+          <w:spacing w:val="-2"/>
+          <w:w w:val="110"/>
+          <w:lang w:eastAsia="zh-CN"/>
+        </w:rPr>
+        <w:t>（202</w:t>
+      </w:r>
+      <w:r>
+        <w:rPr>
+          <w:rFonts w:hint="eastAsia"/>
+          <w:color w:val="0000FF"/>
+          <w:spacing w:val="-2"/>
+          <w:w w:val="110"/>
+          <w:lang w:val="en-US" w:eastAsia="zh-CN"/>
+        </w:rPr>
+        <w:t>4</w:t>
+      </w:r>
+      <w:r>
+        <w:rPr>
+          <w:color w:val="0000FF"/>
+          <w:spacing w:val="-2"/>
+          <w:w w:val="110"/>
+          <w:lang w:eastAsia="zh-CN"/>
+        </w:rPr>
+        <w:t>.1</w:t>
+      </w:r>
+      <w:r>
+        <w:rPr>
+          <w:rFonts w:hint="eastAsia"/>
+          <w:color w:val="0000FF"/>
+          <w:spacing w:val="-2"/>
+          <w:w w:val="110"/>
+          <w:lang w:val="en-US" w:eastAsia="zh-CN"/>
+        </w:rPr>
+        <w:t>2</w:t>
+      </w:r>
+      <w:r>
+        <w:rPr>
+          <w:color w:val="0000FF"/>
+          <w:spacing w:val="2"/>
+          <w:w w:val="110"/>
+          <w:lang w:eastAsia="zh-CN"/>
+        </w:rPr>
+        <w:t xml:space="preserve"> ——</w:t>
+      </w:r>
+      <w:r>
+        <w:rPr>
+          <w:color w:val="0000FF"/>
+          <w:spacing w:val="5"/>
+          <w:w w:val="110"/>
+          <w:lang w:eastAsia="zh-CN"/>
+        </w:rPr>
+        <w:t xml:space="preserve"> </w:t>
+      </w:r>
+      <w:r>
+        <w:rPr>
+          <w:rFonts w:hint="eastAsia"/>
+          <w:color w:val="0000FF"/>
+          <w:spacing w:val="5"/>
+          <w:w w:val="110"/>
+          <w:lang w:val="en-US" w:eastAsia="zh-CN"/>
+        </w:rPr>
+        <w:t>2025.4</w:t>
+      </w:r>
+      <w:r>
+        <w:rPr>
+          <w:color w:val="0000FF"/>
+          <w:spacing w:val="-10"/>
+          <w:w w:val="110"/>
+          <w:lang w:eastAsia="zh-CN"/>
+        </w:rPr>
+        <w:t>）</w:t>
+      </w:r>
+    </w:p>
+    <w:p>
+      <w:pPr>
+        <w:pStyle w:val="3"/>
+        <w:keepNext w:val="0"/>
+        <w:keepLines w:val="0"/>
+        <w:pageBreakBefore w:val="0"/>
+        <w:widowControl w:val="0"/>
+        <w:numPr>
+          <w:ilvl w:val="0"/>
+          <w:numId w:val="0"/>
+        </w:numPr>
+        <w:tabs>
+          <w:tab w:val="left" w:pos="619"/>
+          <w:tab w:val="left" w:pos="620"/>
+        </w:tabs>
+        <w:kinsoku/>
+        <w:wordWrap/>
+        <w:overflowPunct/>
+        <w:topLinePunct w:val="0"/>
+        <w:autoSpaceDE w:val="0"/>
+        <w:autoSpaceDN w:val="0"/>
+        <w:bidi w:val="0"/>
+        <w:adjustRightInd/>
+        <w:snapToGrid/>
+        <w:spacing w:line="360" w:lineRule="auto"/>
+        <w:ind w:left="0" w:leftChars="0" w:firstLine="610" w:firstLineChars="350"/>
+        <w:jc w:val="left"/>
+        <w:textAlignment w:val="auto"/>
+        <w:rPr>
+          <w:rFonts w:hint="eastAsia" w:ascii="STKaitiSC-Black" w:hAnsi="Arial Unicode MS" w:eastAsia="STKaitiSC-Black" w:cs="Arial Unicode MS"/>
+          <w:b/>
+          <w:bCs w:val="0"/>
+          <w:spacing w:val="-3"/>
+          <w:w w:val="106"/>
+          <w:sz w:val="17"/>
+          <w:szCs w:val="17"/>
+          <w:lang w:val="en-US" w:eastAsia="zh-CN" w:bidi="ar-SA"/>
+        </w:rPr>
+      </w:pPr>
+      <w:r>
+        <w:rPr>
+          <w:rFonts w:hint="eastAsia"/>
+          <w:b/>
+          <w:spacing w:val="-3"/>
+          <w:w w:val="106"/>
+          <w:lang w:val="en-US" w:eastAsia="zh-CN"/>
+        </w:rPr>
+        <w:t>工作</w:t>
+      </w:r>
+      <w:r>
+        <w:rPr>
+          <w:rFonts w:hint="eastAsia" w:ascii="STKaitiSC-Black" w:eastAsia="STKaitiSC-Black"/>
+          <w:b/>
+          <w:spacing w:val="-3"/>
+          <w:w w:val="106"/>
+          <w:lang w:eastAsia="zh-CN"/>
+        </w:rPr>
+        <w:t>描述</w:t>
+      </w:r>
+      <w:r>
+        <w:rPr>
+          <w:rFonts w:hint="eastAsia" w:ascii="STKaitiSC-Black" w:eastAsia="STKaitiSC-Black"/>
+          <w:b/>
+          <w:spacing w:val="-1"/>
+          <w:lang w:eastAsia="zh-CN"/>
+        </w:rPr>
+        <w:t>：</w:t>
+      </w:r>
+    </w:p>
+    <w:p>
+      <w:pPr>
+        <w:pStyle w:val="3"/>
         <w:keepNext w:val="0"/>
         <w:keepLines w:val="0"/>
         <w:pageBreakBefore w:val="0"/>
@@ -5331,8 +6253,8 @@
           <w:lang w:val="en-US" w:eastAsia="zh-CN" w:bidi="ar-SA"/>
         </w:rPr>
       </w:pPr>
-      <w:bookmarkStart w:id="40" w:name="OLE_LINK66"/>
-      <w:bookmarkStart w:id="41" w:name="OLE_LINK65"/>
+      <w:bookmarkStart w:id="40" w:name="OLE_LINK65"/>
+      <w:bookmarkStart w:id="41" w:name="OLE_LINK66"/>
       <w:r>
         <w:rPr>
           <w:rFonts w:hint="eastAsia" w:ascii="Arial Unicode MS" w:hAnsi="Arial Unicode MS" w:eastAsia="Arial Unicode MS" w:cs="Arial Unicode MS"/>
@@ -5944,7 +6866,7 @@
           <w:szCs w:val="22"/>
           <w:lang w:val="en-US" w:eastAsia="zh-CN" w:bidi="ar-SA"/>
         </w:rPr>
-        <w:t>1、SDK 架构优化：重构游戏登录 / 支付 SDK，实现 OC-Swift 混编静态库，掉单率从 8% 降至 3%，支撑千万级用户并发；完成 Unity / 自研引擎与 iOS 交互中间层开发，覆盖 20 + 游戏项目。</w:t>
+        <w:t>1、SDK 架构优化：重构游戏登录 / 支付 SDK，实现 OC-Swift 混编静态库，掉单率从 ≤0.2‰ 降至 ≤0.05‰，支撑千万级用户并发；完成 Unity / 自研引擎与 iOS 交互中间层开发，覆盖 20 + 游戏项目。</w:t>
       </w:r>
     </w:p>
     <w:p>
@@ -6081,9 +7003,9 @@
         </w:rPr>
       </w:pPr>
       <w:bookmarkStart w:id="42" w:name="OLE_LINK60"/>
-      <w:bookmarkStart w:id="43" w:name="OLE_LINK59"/>
-      <w:bookmarkStart w:id="44" w:name="OLE_LINK61"/>
-      <w:bookmarkStart w:id="45" w:name="OLE_LINK62"/>
+      <w:bookmarkStart w:id="43" w:name="OLE_LINK61"/>
+      <w:bookmarkStart w:id="44" w:name="OLE_LINK62"/>
+      <w:bookmarkStart w:id="45" w:name="OLE_LINK59"/>
       <w:r>
         <w:rPr>
           <w:rFonts w:hint="eastAsia" w:ascii="Arial Unicode MS" w:hAnsi="Arial Unicode MS" w:eastAsia="Arial Unicode MS" w:cs="Arial Unicode MS"/>
@@ -6289,8 +7211,8 @@
           <w:lang w:val="en-US" w:eastAsia="zh-CN" w:bidi="ar-SA"/>
         </w:rPr>
       </w:pPr>
-      <w:bookmarkStart w:id="47" w:name="OLE_LINK73"/>
-      <w:bookmarkStart w:id="48" w:name="OLE_LINK74"/>
+      <w:bookmarkStart w:id="47" w:name="OLE_LINK74"/>
+      <w:bookmarkStart w:id="48" w:name="OLE_LINK73"/>
       <w:r>
         <w:rPr>
           <w:rFonts w:hint="eastAsia" w:ascii="Arial Unicode MS" w:hAnsi="Arial Unicode MS" w:eastAsia="Arial Unicode MS" w:cs="Arial Unicode MS"/>
@@ -6559,36 +7481,794 @@
         <w:pStyle w:val="3"/>
         <w:numPr>
           <w:ilvl w:val="0"/>
-          <w:numId w:val="0"/>
+          <w:numId w:val="6"/>
         </w:numPr>
         <w:tabs>
           <w:tab w:val="left" w:pos="619"/>
           <w:tab w:val="left" w:pos="620"/>
         </w:tabs>
         <w:spacing w:line="240" w:lineRule="auto"/>
-        <w:ind w:firstLine="648" w:firstLineChars="400"/>
-        <w:rPr>
-          <w:rFonts w:hint="eastAsia" w:ascii="Arial Unicode MS" w:hAnsi="Arial Unicode MS" w:eastAsia="Arial Unicode MS" w:cs="Arial Unicode MS"/>
-          <w:b w:val="0"/>
-          <w:bCs w:val="0"/>
-          <w:spacing w:val="-4"/>
-          <w:sz w:val="17"/>
-          <w:szCs w:val="22"/>
-          <w:lang w:val="en-US" w:eastAsia="zh-CN" w:bidi="ar-SA"/>
-        </w:rPr>
-      </w:pPr>
-      <w:r>
-        <w:rPr>
-          <w:rFonts w:hint="eastAsia" w:ascii="Arial Unicode MS" w:hAnsi="Arial Unicode MS" w:eastAsia="Arial Unicode MS" w:cs="Arial Unicode MS"/>
-          <w:b w:val="0"/>
-          <w:bCs w:val="0"/>
-          <w:spacing w:val="-4"/>
-          <w:sz w:val="17"/>
-          <w:szCs w:val="22"/>
-          <w:lang w:val="en-US" w:eastAsia="zh-CN" w:bidi="ar-SA"/>
-        </w:rPr>
-        <w:t>7、生态建设：协调 Web / 小程序 / 安卓端开发，对接政府相关部门，完成教育类备案、等保测评等合规要求工作。</w:t>
-      </w:r>
+        <w:ind w:left="140" w:leftChars="0" w:firstLine="486" w:firstLineChars="300"/>
+        <w:rPr>
+          <w:rFonts w:hint="eastAsia" w:ascii="Arial Unicode MS" w:hAnsi="Arial Unicode MS" w:eastAsia="Arial Unicode MS" w:cs="Arial Unicode MS"/>
+          <w:b w:val="0"/>
+          <w:bCs w:val="0"/>
+          <w:spacing w:val="-4"/>
+          <w:sz w:val="17"/>
+          <w:szCs w:val="22"/>
+          <w:lang w:val="en-US" w:eastAsia="zh-CN" w:bidi="ar-SA"/>
+        </w:rPr>
+      </w:pPr>
+      <w:r>
+        <w:rPr>
+          <w:rFonts w:hint="eastAsia" w:ascii="Arial Unicode MS" w:hAnsi="Arial Unicode MS" w:eastAsia="Arial Unicode MS" w:cs="Arial Unicode MS"/>
+          <w:b w:val="0"/>
+          <w:bCs w:val="0"/>
+          <w:spacing w:val="-4"/>
+          <w:sz w:val="17"/>
+          <w:szCs w:val="22"/>
+          <w:lang w:val="en-US" w:eastAsia="zh-CN" w:bidi="ar-SA"/>
+        </w:rPr>
+        <w:t>生态建设：协调 Web / 小程序 / 安卓端开发，对接政府相关部门，完成教育类备案、等保测评等合规要求工作。</w:t>
+      </w:r>
+    </w:p>
+    <w:p>
+      <w:pPr>
+        <w:pStyle w:val="3"/>
+        <w:numPr>
+          <w:numId w:val="0"/>
+        </w:numPr>
+        <w:tabs>
+          <w:tab w:val="left" w:pos="619"/>
+          <w:tab w:val="left" w:pos="620"/>
+        </w:tabs>
+        <w:spacing w:line="240" w:lineRule="auto"/>
+        <w:ind w:leftChars="300"/>
+        <w:rPr>
+          <w:rFonts w:hint="eastAsia" w:ascii="Arial Unicode MS" w:hAnsi="Arial Unicode MS" w:eastAsia="Arial Unicode MS" w:cs="Arial Unicode MS"/>
+          <w:b w:val="0"/>
+          <w:bCs w:val="0"/>
+          <w:spacing w:val="-4"/>
+          <w:sz w:val="17"/>
+          <w:szCs w:val="22"/>
+          <w:lang w:val="en-US" w:eastAsia="zh-CN" w:bidi="ar-SA"/>
+        </w:rPr>
+      </w:pPr>
+    </w:p>
+    <w:p>
+      <w:pPr>
+        <w:pStyle w:val="3"/>
+        <w:numPr>
+          <w:ilvl w:val="0"/>
+          <w:numId w:val="3"/>
+        </w:numPr>
+        <w:tabs>
+          <w:tab w:val="left" w:pos="619"/>
+          <w:tab w:val="left" w:pos="620"/>
+        </w:tabs>
+        <w:spacing w:before="1"/>
+        <w:rPr>
+          <w:lang w:eastAsia="zh-CN"/>
+        </w:rPr>
+      </w:pPr>
+      <w:r>
+        <w:rPr>
+          <w:w w:val="110"/>
+          <w:lang w:eastAsia="zh-CN"/>
+        </w:rPr>
+        <w:t>项目名称：</w:t>
+      </w:r>
+      <w:r>
+        <w:rPr>
+          <w:spacing w:val="1"/>
+          <w:w w:val="110"/>
+          <w:lang w:eastAsia="zh-CN"/>
+        </w:rPr>
+        <w:t xml:space="preserve"> 河北高速通</w:t>
+      </w:r>
+      <w:r>
+        <w:rPr>
+          <w:spacing w:val="17"/>
+          <w:w w:val="110"/>
+          <w:lang w:eastAsia="zh-CN"/>
+        </w:rPr>
+        <w:t xml:space="preserve"> </w:t>
+      </w:r>
+      <w:r>
+        <w:rPr>
+          <w:rFonts w:hint="eastAsia"/>
+          <w:spacing w:val="17"/>
+          <w:w w:val="110"/>
+          <w:lang w:val="en-US" w:eastAsia="zh-CN"/>
+        </w:rPr>
+        <w:t>| iOS开发工程师</w:t>
+      </w:r>
+      <w:r>
+        <w:rPr>
+          <w:color w:val="0000FF"/>
+          <w:w w:val="105"/>
+          <w:lang w:eastAsia="zh-CN"/>
+        </w:rPr>
+        <w:t>（2015 —— 2018）</w:t>
+      </w:r>
+    </w:p>
+    <w:p>
+      <w:pPr>
+        <w:pStyle w:val="4"/>
+        <w:spacing w:before="96" w:line="240" w:lineRule="auto"/>
+        <w:ind w:left="207" w:right="1379" w:firstLine="420"/>
+        <w:rPr>
+          <w:lang w:eastAsia="zh-CN"/>
+        </w:rPr>
+      </w:pPr>
+      <w:r>
+        <w:rPr>
+          <w:rFonts w:hint="eastAsia" w:ascii="STKaitiSC-Black" w:eastAsia="STKaitiSC-Black"/>
+          <w:b/>
+          <w:w w:val="105"/>
+          <w:lang w:eastAsia="zh-CN"/>
+        </w:rPr>
+        <w:t>项目描述：</w:t>
+      </w:r>
+      <w:r>
+        <w:rPr>
+          <w:rFonts w:hint="eastAsia" w:ascii="STKaitiSC-Black" w:eastAsia="STKaitiSC-Black"/>
+          <w:b/>
+          <w:spacing w:val="12"/>
+          <w:w w:val="105"/>
+          <w:lang w:eastAsia="zh-CN"/>
+        </w:rPr>
+        <w:t xml:space="preserve"> </w:t>
+      </w:r>
+      <w:r>
+        <w:rPr>
+          <w:w w:val="105"/>
+          <w:lang w:eastAsia="zh-CN"/>
+        </w:rPr>
+        <w:t>主要为高德地图的综合集成，离线地图、路径规划、在线导航、周边搜索和各个</w:t>
+      </w:r>
+      <w:r>
+        <w:rPr>
+          <w:rFonts w:hint="eastAsia"/>
+          <w:w w:val="105"/>
+          <w:lang w:eastAsia="zh-CN"/>
+        </w:rPr>
+        <w:t>高速</w:t>
+      </w:r>
+      <w:r>
+        <w:rPr>
+          <w:w w:val="105"/>
+          <w:lang w:eastAsia="zh-CN"/>
+        </w:rPr>
+        <w:t>收费站的实</w:t>
+      </w:r>
+      <w:r>
+        <w:rPr>
+          <w:spacing w:val="-2"/>
+          <w:w w:val="105"/>
+          <w:lang w:eastAsia="zh-CN"/>
+        </w:rPr>
+        <w:t>时情况。语音播报高速系统内部的实时路况消息。为大众高速出行提供便捷的查询等功能。</w:t>
+      </w:r>
+    </w:p>
+    <w:p>
+      <w:pPr>
+        <w:pStyle w:val="3"/>
+        <w:ind w:left="610" w:firstLine="0"/>
+        <w:rPr>
+          <w:lang w:eastAsia="zh-CN"/>
+        </w:rPr>
+      </w:pPr>
+      <w:r>
+        <w:rPr>
+          <w:w w:val="105"/>
+          <w:lang w:eastAsia="zh-CN"/>
+        </w:rPr>
+        <w:t>工作描述</w:t>
+      </w:r>
+      <w:r>
+        <w:rPr>
+          <w:spacing w:val="-10"/>
+          <w:w w:val="105"/>
+          <w:lang w:eastAsia="zh-CN"/>
+        </w:rPr>
+        <w:t>：</w:t>
+      </w:r>
+    </w:p>
+    <w:p>
+      <w:pPr>
+        <w:pStyle w:val="3"/>
+        <w:numPr>
+          <w:ilvl w:val="0"/>
+          <w:numId w:val="0"/>
+        </w:numPr>
+        <w:tabs>
+          <w:tab w:val="left" w:pos="619"/>
+          <w:tab w:val="left" w:pos="620"/>
+        </w:tabs>
+        <w:ind w:left="140" w:leftChars="0" w:firstLine="486" w:firstLineChars="300"/>
+        <w:rPr>
+          <w:rFonts w:hint="eastAsia" w:ascii="Arial Unicode MS" w:hAnsi="Arial Unicode MS" w:eastAsia="Arial Unicode MS" w:cs="Arial Unicode MS"/>
+          <w:b w:val="0"/>
+          <w:bCs w:val="0"/>
+          <w:spacing w:val="-4"/>
+          <w:sz w:val="17"/>
+          <w:szCs w:val="22"/>
+          <w:lang w:val="en-US" w:eastAsia="zh-CN" w:bidi="ar-SA"/>
+        </w:rPr>
+      </w:pPr>
+      <w:r>
+        <w:rPr>
+          <w:rFonts w:hint="eastAsia" w:ascii="Arial Unicode MS" w:hAnsi="Arial Unicode MS" w:eastAsia="Arial Unicode MS" w:cs="Arial Unicode MS"/>
+          <w:b w:val="0"/>
+          <w:bCs w:val="0"/>
+          <w:spacing w:val="-4"/>
+          <w:sz w:val="17"/>
+          <w:szCs w:val="22"/>
+          <w:lang w:val="en-US" w:eastAsia="zh-CN" w:bidi="ar-SA"/>
+        </w:rPr>
+        <w:t>1、从零开发的全新 APP 从框架搭建到项目上线独立完成。</w:t>
+      </w:r>
+    </w:p>
+    <w:p>
+      <w:pPr>
+        <w:pStyle w:val="3"/>
+        <w:numPr>
+          <w:ilvl w:val="0"/>
+          <w:numId w:val="0"/>
+        </w:numPr>
+        <w:tabs>
+          <w:tab w:val="left" w:pos="619"/>
+          <w:tab w:val="left" w:pos="620"/>
+        </w:tabs>
+        <w:ind w:left="140" w:leftChars="0" w:firstLine="486" w:firstLineChars="300"/>
+        <w:rPr>
+          <w:rFonts w:hint="eastAsia" w:ascii="Arial Unicode MS" w:hAnsi="Arial Unicode MS" w:eastAsia="Arial Unicode MS" w:cs="Arial Unicode MS"/>
+          <w:b w:val="0"/>
+          <w:bCs w:val="0"/>
+          <w:spacing w:val="-4"/>
+          <w:sz w:val="17"/>
+          <w:szCs w:val="22"/>
+          <w:lang w:val="en-US" w:eastAsia="zh-CN" w:bidi="ar-SA"/>
+        </w:rPr>
+      </w:pPr>
+      <w:r>
+        <w:rPr>
+          <w:rFonts w:hint="eastAsia" w:ascii="Arial Unicode MS" w:hAnsi="Arial Unicode MS" w:eastAsia="Arial Unicode MS" w:cs="Arial Unicode MS"/>
+          <w:b w:val="0"/>
+          <w:bCs w:val="0"/>
+          <w:spacing w:val="-4"/>
+          <w:sz w:val="17"/>
+          <w:szCs w:val="22"/>
+          <w:lang w:val="en-US" w:eastAsia="zh-CN" w:bidi="ar-SA"/>
+        </w:rPr>
+        <w:t>2、按时按量完成功能模块的开发工作。</w:t>
+      </w:r>
+    </w:p>
+    <w:p>
+      <w:pPr>
+        <w:pStyle w:val="3"/>
+        <w:numPr>
+          <w:ilvl w:val="0"/>
+          <w:numId w:val="0"/>
+        </w:numPr>
+        <w:tabs>
+          <w:tab w:val="left" w:pos="619"/>
+          <w:tab w:val="left" w:pos="620"/>
+        </w:tabs>
+        <w:ind w:left="140" w:leftChars="0" w:firstLine="486" w:firstLineChars="300"/>
+        <w:rPr>
+          <w:rFonts w:hint="eastAsia" w:ascii="Arial Unicode MS" w:hAnsi="Arial Unicode MS" w:eastAsia="Arial Unicode MS" w:cs="Arial Unicode MS"/>
+          <w:b w:val="0"/>
+          <w:bCs w:val="0"/>
+          <w:spacing w:val="-4"/>
+          <w:sz w:val="17"/>
+          <w:szCs w:val="22"/>
+          <w:lang w:val="en-US" w:eastAsia="zh-CN" w:bidi="ar-SA"/>
+        </w:rPr>
+      </w:pPr>
+      <w:r>
+        <w:rPr>
+          <w:rFonts w:hint="eastAsia" w:ascii="Arial Unicode MS" w:hAnsi="Arial Unicode MS" w:eastAsia="Arial Unicode MS" w:cs="Arial Unicode MS"/>
+          <w:b w:val="0"/>
+          <w:bCs w:val="0"/>
+          <w:spacing w:val="-4"/>
+          <w:sz w:val="17"/>
+          <w:szCs w:val="22"/>
+          <w:lang w:val="en-US" w:eastAsia="zh-CN" w:bidi="ar-SA"/>
+        </w:rPr>
+        <w:t>3、积极配合测试人员  UI  人员对产品做出合理调整。</w:t>
+      </w:r>
+    </w:p>
+    <w:p>
+      <w:pPr>
+        <w:pStyle w:val="3"/>
+        <w:numPr>
+          <w:ilvl w:val="0"/>
+          <w:numId w:val="0"/>
+        </w:numPr>
+        <w:tabs>
+          <w:tab w:val="left" w:pos="619"/>
+          <w:tab w:val="left" w:pos="620"/>
+        </w:tabs>
+        <w:ind w:left="140" w:leftChars="0" w:firstLine="486" w:firstLineChars="300"/>
+        <w:rPr>
+          <w:rFonts w:hint="eastAsia" w:ascii="Arial Unicode MS" w:hAnsi="Arial Unicode MS" w:eastAsia="Arial Unicode MS" w:cs="Arial Unicode MS"/>
+          <w:b w:val="0"/>
+          <w:bCs w:val="0"/>
+          <w:spacing w:val="-4"/>
+          <w:sz w:val="17"/>
+          <w:szCs w:val="22"/>
+          <w:lang w:val="en-US" w:eastAsia="zh-CN" w:bidi="ar-SA"/>
+        </w:rPr>
+      </w:pPr>
+      <w:r>
+        <w:rPr>
+          <w:rFonts w:hint="eastAsia" w:ascii="Arial Unicode MS" w:hAnsi="Arial Unicode MS" w:eastAsia="Arial Unicode MS" w:cs="Arial Unicode MS"/>
+          <w:b w:val="0"/>
+          <w:bCs w:val="0"/>
+          <w:spacing w:val="-4"/>
+          <w:sz w:val="17"/>
+          <w:szCs w:val="22"/>
+          <w:lang w:val="en-US" w:eastAsia="zh-CN" w:bidi="ar-SA"/>
+        </w:rPr>
+        <w:t>4、利用多线程优化项目假死卡顿。</w:t>
+      </w:r>
+    </w:p>
+    <w:p>
+      <w:pPr>
+        <w:pStyle w:val="3"/>
+        <w:numPr>
+          <w:ilvl w:val="0"/>
+          <w:numId w:val="0"/>
+        </w:numPr>
+        <w:tabs>
+          <w:tab w:val="left" w:pos="619"/>
+          <w:tab w:val="left" w:pos="620"/>
+        </w:tabs>
+        <w:ind w:left="140" w:leftChars="0" w:firstLine="486" w:firstLineChars="300"/>
+        <w:rPr>
+          <w:rFonts w:hint="eastAsia" w:ascii="Arial Unicode MS" w:hAnsi="Arial Unicode MS" w:eastAsia="Arial Unicode MS" w:cs="Arial Unicode MS"/>
+          <w:b w:val="0"/>
+          <w:bCs w:val="0"/>
+          <w:spacing w:val="-4"/>
+          <w:sz w:val="17"/>
+          <w:szCs w:val="22"/>
+          <w:lang w:val="en-US" w:eastAsia="zh-CN" w:bidi="ar-SA"/>
+        </w:rPr>
+      </w:pPr>
+      <w:r>
+        <w:rPr>
+          <w:rFonts w:hint="eastAsia" w:ascii="Arial Unicode MS" w:hAnsi="Arial Unicode MS" w:eastAsia="Arial Unicode MS" w:cs="Arial Unicode MS"/>
+          <w:b w:val="0"/>
+          <w:bCs w:val="0"/>
+          <w:spacing w:val="-4"/>
+          <w:sz w:val="17"/>
+          <w:szCs w:val="22"/>
+          <w:lang w:val="en-US" w:eastAsia="zh-CN" w:bidi="ar-SA"/>
+        </w:rPr>
+        <w:t>5、设计  UI  切图并参与相关技术文档的编写及整理。</w:t>
+      </w:r>
+    </w:p>
+    <w:p>
+      <w:pPr>
+        <w:pStyle w:val="3"/>
+        <w:numPr>
+          <w:ilvl w:val="0"/>
+          <w:numId w:val="0"/>
+        </w:numPr>
+        <w:tabs>
+          <w:tab w:val="left" w:pos="619"/>
+          <w:tab w:val="left" w:pos="620"/>
+        </w:tabs>
+        <w:ind w:left="140" w:leftChars="0" w:firstLine="486" w:firstLineChars="300"/>
+        <w:rPr>
+          <w:spacing w:val="-4"/>
+          <w:szCs w:val="22"/>
+          <w:lang w:eastAsia="zh-CN"/>
+        </w:rPr>
+      </w:pPr>
+      <w:r>
+        <w:rPr>
+          <w:rFonts w:hint="eastAsia" w:ascii="Arial Unicode MS" w:hAnsi="Arial Unicode MS" w:eastAsia="Arial Unicode MS" w:cs="Arial Unicode MS"/>
+          <w:b w:val="0"/>
+          <w:bCs w:val="0"/>
+          <w:spacing w:val="-4"/>
+          <w:sz w:val="17"/>
+          <w:szCs w:val="22"/>
+          <w:lang w:val="en-US" w:eastAsia="zh-CN" w:bidi="ar-SA"/>
+        </w:rPr>
+        <w:t>6、对文字进行语音转换播报路况，通过消息转发使程序更健壮。</w:t>
+      </w:r>
+    </w:p>
+    <w:p>
+      <w:pPr>
+        <w:pStyle w:val="4"/>
+        <w:spacing w:before="26"/>
+        <w:ind w:left="0" w:leftChars="0" w:firstLine="0" w:firstLineChars="0"/>
+        <w:rPr>
+          <w:spacing w:val="-4"/>
+          <w:szCs w:val="22"/>
+          <w:lang w:eastAsia="zh-CN"/>
+        </w:rPr>
+      </w:pPr>
+    </w:p>
+    <w:p>
+      <w:pPr>
+        <w:pStyle w:val="3"/>
+        <w:numPr>
+          <w:ilvl w:val="0"/>
+          <w:numId w:val="3"/>
+        </w:numPr>
+        <w:tabs>
+          <w:tab w:val="left" w:pos="619"/>
+          <w:tab w:val="left" w:pos="620"/>
+        </w:tabs>
+        <w:rPr>
+          <w:lang w:eastAsia="zh-CN"/>
+        </w:rPr>
+      </w:pPr>
+      <w:r>
+        <w:rPr>
+          <w:spacing w:val="-2"/>
+          <w:w w:val="110"/>
+          <w:lang w:eastAsia="zh-CN"/>
+        </w:rPr>
+        <w:t>项目名称：</w:t>
+      </w:r>
+      <w:r>
+        <w:rPr>
+          <w:w w:val="110"/>
+          <w:lang w:eastAsia="zh-CN"/>
+        </w:rPr>
+        <w:t xml:space="preserve"> 河北交投</w:t>
+      </w:r>
+      <w:r>
+        <w:rPr>
+          <w:spacing w:val="17"/>
+          <w:w w:val="110"/>
+          <w:lang w:eastAsia="zh-CN"/>
+        </w:rPr>
+        <w:t xml:space="preserve"> </w:t>
+      </w:r>
+      <w:r>
+        <w:rPr>
+          <w:spacing w:val="-2"/>
+          <w:lang w:eastAsia="zh-CN"/>
+        </w:rPr>
+        <w:t>OA</w:t>
+      </w:r>
+      <w:r>
+        <w:rPr>
+          <w:spacing w:val="16"/>
+          <w:w w:val="110"/>
+          <w:lang w:eastAsia="zh-CN"/>
+        </w:rPr>
+        <w:t xml:space="preserve"> </w:t>
+      </w:r>
+      <w:r>
+        <w:rPr>
+          <w:rFonts w:hint="eastAsia"/>
+          <w:spacing w:val="16"/>
+          <w:w w:val="110"/>
+          <w:lang w:val="en-US" w:eastAsia="zh-CN"/>
+        </w:rPr>
+        <w:t>| iOS</w:t>
+      </w:r>
+      <w:r>
+        <w:rPr>
+          <w:rFonts w:hint="eastAsia"/>
+          <w:spacing w:val="17"/>
+          <w:w w:val="110"/>
+          <w:lang w:val="en-US" w:eastAsia="zh-CN"/>
+        </w:rPr>
+        <w:t>开发工程师</w:t>
+      </w:r>
+      <w:bookmarkStart w:id="50" w:name="_GoBack"/>
+      <w:r>
+        <w:rPr>
+          <w:color w:val="0000FF"/>
+          <w:w w:val="105"/>
+          <w:lang w:eastAsia="zh-CN"/>
+        </w:rPr>
+        <w:t>（2015 —— 2018）</w:t>
+      </w:r>
+      <w:bookmarkEnd w:id="50"/>
+    </w:p>
+    <w:p>
+      <w:pPr>
+        <w:pStyle w:val="4"/>
+        <w:spacing w:before="96" w:line="240" w:lineRule="auto"/>
+        <w:ind w:left="207" w:right="1645" w:firstLine="420"/>
+        <w:rPr>
+          <w:spacing w:val="-4"/>
+          <w:szCs w:val="22"/>
+          <w:lang w:eastAsia="zh-CN"/>
+        </w:rPr>
+      </w:pPr>
+      <w:r>
+        <w:rPr>
+          <w:rFonts w:hint="eastAsia" w:ascii="STKaitiSC-Black" w:eastAsia="STKaitiSC-Black"/>
+          <w:b/>
+          <w:lang w:eastAsia="zh-CN"/>
+        </w:rPr>
+        <w:t>项目描述</w:t>
+      </w:r>
+      <w:r>
+        <w:rPr>
+          <w:rFonts w:hint="eastAsia" w:ascii="STKaitiSC-Black" w:eastAsia="STKaitiSC-Black"/>
+          <w:b/>
+          <w:spacing w:val="22"/>
+          <w:lang w:eastAsia="zh-CN"/>
+        </w:rPr>
+        <w:t xml:space="preserve">： </w:t>
+      </w:r>
+      <w:r>
+        <w:rPr>
+          <w:spacing w:val="-4"/>
+          <w:szCs w:val="22"/>
+          <w:lang w:eastAsia="zh-CN"/>
+        </w:rPr>
+        <w:t>主要为河北交通投资集团开发的内部OA项目。集成高德SDK实现仿钉钉打卡，外勤打卡等。利用 WebView和原生交互方式实现请假审批等相关业务。利用SocketRocket实现基础聊天功能。</w:t>
+      </w:r>
+    </w:p>
+    <w:p>
+      <w:pPr>
+        <w:pStyle w:val="3"/>
+        <w:spacing w:before="94"/>
+        <w:ind w:left="610" w:firstLine="0"/>
+        <w:rPr>
+          <w:lang w:eastAsia="zh-CN"/>
+        </w:rPr>
+      </w:pPr>
+      <w:r>
+        <w:rPr>
+          <w:w w:val="105"/>
+          <w:lang w:eastAsia="zh-CN"/>
+        </w:rPr>
+        <w:t>工作描述</w:t>
+      </w:r>
+      <w:r>
+        <w:rPr>
+          <w:spacing w:val="-10"/>
+          <w:w w:val="105"/>
+          <w:lang w:eastAsia="zh-CN"/>
+        </w:rPr>
+        <w:t>：</w:t>
+      </w:r>
+    </w:p>
+    <w:p>
+      <w:pPr>
+        <w:pStyle w:val="3"/>
+        <w:numPr>
+          <w:ilvl w:val="0"/>
+          <w:numId w:val="0"/>
+        </w:numPr>
+        <w:tabs>
+          <w:tab w:val="left" w:pos="619"/>
+          <w:tab w:val="left" w:pos="620"/>
+        </w:tabs>
+        <w:ind w:left="140" w:leftChars="0" w:firstLine="486" w:firstLineChars="300"/>
+        <w:rPr>
+          <w:rFonts w:hint="eastAsia" w:ascii="Arial Unicode MS" w:hAnsi="Arial Unicode MS" w:eastAsia="Arial Unicode MS" w:cs="Arial Unicode MS"/>
+          <w:b w:val="0"/>
+          <w:bCs w:val="0"/>
+          <w:spacing w:val="-4"/>
+          <w:sz w:val="17"/>
+          <w:szCs w:val="22"/>
+          <w:lang w:val="en-US" w:eastAsia="zh-CN" w:bidi="ar-SA"/>
+        </w:rPr>
+      </w:pPr>
+      <w:r>
+        <w:rPr>
+          <w:rFonts w:hint="eastAsia" w:ascii="Arial Unicode MS" w:hAnsi="Arial Unicode MS" w:eastAsia="Arial Unicode MS" w:cs="Arial Unicode MS"/>
+          <w:b w:val="0"/>
+          <w:bCs w:val="0"/>
+          <w:spacing w:val="-4"/>
+          <w:sz w:val="17"/>
+          <w:szCs w:val="22"/>
+          <w:lang w:val="en-US" w:eastAsia="zh-CN" w:bidi="ar-SA"/>
+        </w:rPr>
+        <w:t>1、 独立完成APP 从框架搭建到项目上线。</w:t>
+      </w:r>
+    </w:p>
+    <w:p>
+      <w:pPr>
+        <w:pStyle w:val="3"/>
+        <w:numPr>
+          <w:ilvl w:val="0"/>
+          <w:numId w:val="0"/>
+        </w:numPr>
+        <w:tabs>
+          <w:tab w:val="left" w:pos="619"/>
+          <w:tab w:val="left" w:pos="620"/>
+        </w:tabs>
+        <w:ind w:left="140" w:leftChars="0" w:firstLine="486" w:firstLineChars="300"/>
+        <w:rPr>
+          <w:rFonts w:hint="eastAsia" w:ascii="Arial Unicode MS" w:hAnsi="Arial Unicode MS" w:eastAsia="Arial Unicode MS" w:cs="Arial Unicode MS"/>
+          <w:b w:val="0"/>
+          <w:bCs w:val="0"/>
+          <w:spacing w:val="-4"/>
+          <w:sz w:val="17"/>
+          <w:szCs w:val="22"/>
+          <w:lang w:val="en-US" w:eastAsia="zh-CN" w:bidi="ar-SA"/>
+        </w:rPr>
+      </w:pPr>
+      <w:r>
+        <w:rPr>
+          <w:rFonts w:hint="eastAsia" w:ascii="Arial Unicode MS" w:hAnsi="Arial Unicode MS" w:eastAsia="Arial Unicode MS" w:cs="Arial Unicode MS"/>
+          <w:b w:val="0"/>
+          <w:bCs w:val="0"/>
+          <w:spacing w:val="-4"/>
+          <w:sz w:val="17"/>
+          <w:szCs w:val="22"/>
+          <w:lang w:val="en-US" w:eastAsia="zh-CN" w:bidi="ar-SA"/>
+        </w:rPr>
+        <w:t>2、完成收藏功能并通过  FMDB操作SQLite  进行数据存储。</w:t>
+      </w:r>
+    </w:p>
+    <w:p>
+      <w:pPr>
+        <w:pStyle w:val="3"/>
+        <w:numPr>
+          <w:ilvl w:val="0"/>
+          <w:numId w:val="0"/>
+        </w:numPr>
+        <w:tabs>
+          <w:tab w:val="left" w:pos="619"/>
+          <w:tab w:val="left" w:pos="620"/>
+        </w:tabs>
+        <w:ind w:left="140" w:leftChars="0" w:firstLine="486" w:firstLineChars="300"/>
+        <w:rPr>
+          <w:rFonts w:hint="eastAsia" w:ascii="Arial Unicode MS" w:hAnsi="Arial Unicode MS" w:eastAsia="Arial Unicode MS" w:cs="Arial Unicode MS"/>
+          <w:b w:val="0"/>
+          <w:bCs w:val="0"/>
+          <w:spacing w:val="-4"/>
+          <w:sz w:val="17"/>
+          <w:szCs w:val="22"/>
+          <w:lang w:val="en-US" w:eastAsia="zh-CN" w:bidi="ar-SA"/>
+        </w:rPr>
+      </w:pPr>
+      <w:r>
+        <w:rPr>
+          <w:rFonts w:hint="eastAsia" w:ascii="Arial Unicode MS" w:hAnsi="Arial Unicode MS" w:eastAsia="Arial Unicode MS" w:cs="Arial Unicode MS"/>
+          <w:b w:val="0"/>
+          <w:bCs w:val="0"/>
+          <w:spacing w:val="-4"/>
+          <w:sz w:val="17"/>
+          <w:szCs w:val="22"/>
+          <w:lang w:val="en-US" w:eastAsia="zh-CN" w:bidi="ar-SA"/>
+        </w:rPr>
+        <w:t>3、利用多线程优化项目假死卡顿。</w:t>
+      </w:r>
+    </w:p>
+    <w:p>
+      <w:pPr>
+        <w:pStyle w:val="3"/>
+        <w:numPr>
+          <w:ilvl w:val="0"/>
+          <w:numId w:val="0"/>
+        </w:numPr>
+        <w:tabs>
+          <w:tab w:val="left" w:pos="619"/>
+          <w:tab w:val="left" w:pos="620"/>
+        </w:tabs>
+        <w:ind w:left="140" w:leftChars="0" w:firstLine="486" w:firstLineChars="300"/>
+        <w:rPr>
+          <w:rFonts w:hint="eastAsia" w:ascii="Arial Unicode MS" w:hAnsi="Arial Unicode MS" w:eastAsia="Arial Unicode MS" w:cs="Arial Unicode MS"/>
+          <w:b w:val="0"/>
+          <w:bCs w:val="0"/>
+          <w:spacing w:val="-4"/>
+          <w:sz w:val="17"/>
+          <w:szCs w:val="22"/>
+          <w:lang w:val="en-US" w:eastAsia="zh-CN" w:bidi="ar-SA"/>
+        </w:rPr>
+      </w:pPr>
+      <w:r>
+        <w:rPr>
+          <w:rFonts w:hint="eastAsia" w:ascii="Arial Unicode MS" w:hAnsi="Arial Unicode MS" w:eastAsia="Arial Unicode MS" w:cs="Arial Unicode MS"/>
+          <w:b w:val="0"/>
+          <w:bCs w:val="0"/>
+          <w:spacing w:val="-4"/>
+          <w:sz w:val="17"/>
+          <w:szCs w:val="22"/>
+          <w:lang w:val="en-US" w:eastAsia="zh-CN" w:bidi="ar-SA"/>
+        </w:rPr>
+        <w:t>4、设计  UI  切图并参与相关技术文档的编写及整理。</w:t>
+      </w:r>
+    </w:p>
+    <w:p>
+      <w:pPr>
+        <w:pStyle w:val="3"/>
+        <w:numPr>
+          <w:ilvl w:val="0"/>
+          <w:numId w:val="0"/>
+        </w:numPr>
+        <w:tabs>
+          <w:tab w:val="left" w:pos="619"/>
+          <w:tab w:val="left" w:pos="620"/>
+        </w:tabs>
+        <w:ind w:left="140" w:leftChars="0" w:firstLine="486" w:firstLineChars="300"/>
+        <w:rPr>
+          <w:rFonts w:hint="eastAsia" w:ascii="Arial Unicode MS" w:hAnsi="Arial Unicode MS" w:eastAsia="Arial Unicode MS" w:cs="Arial Unicode MS"/>
+          <w:b w:val="0"/>
+          <w:bCs w:val="0"/>
+          <w:spacing w:val="-4"/>
+          <w:sz w:val="17"/>
+          <w:szCs w:val="22"/>
+          <w:lang w:val="en-US" w:eastAsia="zh-CN" w:bidi="ar-SA"/>
+        </w:rPr>
+      </w:pPr>
+      <w:r>
+        <w:rPr>
+          <w:rFonts w:hint="eastAsia" w:ascii="Arial Unicode MS" w:hAnsi="Arial Unicode MS" w:eastAsia="Arial Unicode MS" w:cs="Arial Unicode MS"/>
+          <w:b w:val="0"/>
+          <w:bCs w:val="0"/>
+          <w:spacing w:val="-4"/>
+          <w:sz w:val="17"/>
+          <w:szCs w:val="22"/>
+          <w:lang w:val="en-US" w:eastAsia="zh-CN" w:bidi="ar-SA"/>
+        </w:rPr>
+        <w:t>5、使用 WKWebview 来实现原生与网页交互。</w:t>
+      </w:r>
+    </w:p>
+    <w:p>
+      <w:pPr>
+        <w:pStyle w:val="3"/>
+        <w:numPr>
+          <w:ilvl w:val="0"/>
+          <w:numId w:val="0"/>
+        </w:numPr>
+        <w:tabs>
+          <w:tab w:val="left" w:pos="619"/>
+          <w:tab w:val="left" w:pos="620"/>
+        </w:tabs>
+        <w:ind w:left="140" w:leftChars="0" w:firstLine="486" w:firstLineChars="300"/>
+        <w:rPr>
+          <w:rFonts w:hint="eastAsia" w:ascii="Arial Unicode MS" w:hAnsi="Arial Unicode MS" w:eastAsia="Arial Unicode MS" w:cs="Arial Unicode MS"/>
+          <w:b w:val="0"/>
+          <w:bCs w:val="0"/>
+          <w:spacing w:val="-4"/>
+          <w:sz w:val="17"/>
+          <w:szCs w:val="22"/>
+          <w:lang w:val="en-US" w:eastAsia="zh-CN" w:bidi="ar-SA"/>
+        </w:rPr>
+      </w:pPr>
+      <w:r>
+        <w:rPr>
+          <w:rFonts w:hint="eastAsia" w:ascii="Arial Unicode MS" w:hAnsi="Arial Unicode MS" w:eastAsia="Arial Unicode MS" w:cs="Arial Unicode MS"/>
+          <w:b w:val="0"/>
+          <w:bCs w:val="0"/>
+          <w:spacing w:val="-4"/>
+          <w:sz w:val="17"/>
+          <w:szCs w:val="22"/>
+          <w:lang w:val="en-US" w:eastAsia="zh-CN" w:bidi="ar-SA"/>
+        </w:rPr>
+        <w:t>6、集成第三方  SDK（点聚）并进行二次开发。来实现电子签章批注等功能</w:t>
+      </w:r>
+    </w:p>
+    <w:p>
+      <w:pPr>
+        <w:pStyle w:val="3"/>
+        <w:numPr>
+          <w:numId w:val="0"/>
+        </w:numPr>
+        <w:tabs>
+          <w:tab w:val="left" w:pos="619"/>
+          <w:tab w:val="left" w:pos="620"/>
+        </w:tabs>
+        <w:spacing w:line="240" w:lineRule="auto"/>
+        <w:ind w:leftChars="300"/>
+        <w:rPr>
+          <w:rFonts w:hint="eastAsia" w:ascii="Arial Unicode MS" w:hAnsi="Arial Unicode MS" w:eastAsia="Arial Unicode MS" w:cs="Arial Unicode MS"/>
+          <w:b w:val="0"/>
+          <w:bCs w:val="0"/>
+          <w:spacing w:val="-4"/>
+          <w:sz w:val="17"/>
+          <w:szCs w:val="22"/>
+          <w:lang w:val="en-US" w:eastAsia="zh-CN" w:bidi="ar-SA"/>
+        </w:rPr>
+      </w:pPr>
     </w:p>
     <w:bookmarkEnd w:id="47"/>
     <w:bookmarkEnd w:id="48"/>

--- a/王学明助理岗个人简历v2.5.1.docx
+++ b/王学明助理岗个人简历v2.5.1.docx
@@ -2150,8 +2150,8 @@
       </w:pPr>
       <w:bookmarkStart w:id="8" w:name="2019_.04_–_今________蓝港互动集团"/>
       <w:bookmarkEnd w:id="8"/>
-      <w:bookmarkStart w:id="9" w:name="OLE_LINK38"/>
-      <w:bookmarkStart w:id="10" w:name="OLE_LINK39"/>
+      <w:bookmarkStart w:id="9" w:name="OLE_LINK39"/>
+      <w:bookmarkStart w:id="10" w:name="OLE_LINK38"/>
       <w:r>
         <w:drawing>
           <wp:anchor distT="0" distB="0" distL="0" distR="0" simplePos="0" relativeHeight="251665408" behindDoc="0" locked="0" layoutInCell="1" allowOverlap="1">
@@ -3166,8 +3166,8 @@
           <w:lang w:eastAsia="zh-CN"/>
         </w:rPr>
       </w:pPr>
-      <w:bookmarkStart w:id="12" w:name="OLE_LINK53"/>
-      <w:bookmarkStart w:id="13" w:name="OLE_LINK54"/>
+      <w:bookmarkStart w:id="12" w:name="OLE_LINK54"/>
+      <w:bookmarkStart w:id="13" w:name="OLE_LINK53"/>
       <w:bookmarkStart w:id="14" w:name="OLE_LINK25"/>
       <w:bookmarkStart w:id="15" w:name="OLE_LINK26"/>
       <w:r>
@@ -3234,8 +3234,8 @@
       <w:bookmarkEnd w:id="14"/>
       <w:bookmarkEnd w:id="15"/>
       <w:bookmarkEnd w:id="16"/>
-      <w:bookmarkStart w:id="19" w:name="OLE_LINK42"/>
-      <w:bookmarkStart w:id="20" w:name="OLE_LINK43"/>
+      <w:bookmarkStart w:id="19" w:name="OLE_LINK43"/>
+      <w:bookmarkStart w:id="20" w:name="OLE_LINK42"/>
       <w:r>
         <w:rPr>
           <w:rFonts w:hint="eastAsia"/>
@@ -5267,6 +5267,7 @@
         <w:pageBreakBefore w:val="0"/>
         <w:widowControl w:val="0"/>
         <w:numPr>
+          <w:ilvl w:val="0"/>
           <w:numId w:val="0"/>
         </w:numPr>
         <w:tabs>
@@ -6866,7 +6867,21 @@
           <w:szCs w:val="22"/>
           <w:lang w:val="en-US" w:eastAsia="zh-CN" w:bidi="ar-SA"/>
         </w:rPr>
-        <w:t>1、SDK 架构优化：重构游戏登录 / 支付 SDK，实现 OC-Swift 混编静态库，掉单率从 ≤0.2‰ 降至 ≤0.05‰，支撑千万级用户并发；完成 Unity / 自研引擎与 iOS 交互中间层开发，覆盖 20 + 游戏项目。</w:t>
+        <w:t>1、SDK 架构优化：重构游戏登录 / 支付 SDK，实现 OC-Swift 混编静态库，掉单率从 ≤0.2‰ 降至 ≤0.05‰，支撑十</w:t>
+      </w:r>
+      <w:bookmarkStart w:id="50" w:name="_GoBack"/>
+      <w:bookmarkEnd w:id="50"/>
+      <w:r>
+        <w:rPr>
+          <w:rFonts w:hint="eastAsia" w:ascii="Arial Unicode MS" w:hAnsi="Arial Unicode MS" w:eastAsia="Arial Unicode MS" w:cs="Arial Unicode MS"/>
+          <w:b w:val="0"/>
+          <w:bCs w:val="0"/>
+          <w:spacing w:val="-4"/>
+          <w:sz w:val="17"/>
+          <w:szCs w:val="22"/>
+          <w:lang w:val="en-US" w:eastAsia="zh-CN" w:bidi="ar-SA"/>
+        </w:rPr>
+        <w:t>万级用户并发；完成 Unity / 自研引擎与 iOS 交互中间层开发，覆盖 20 + 游戏项目。</w:t>
       </w:r>
     </w:p>
     <w:p>
@@ -7002,10 +7017,10 @@
           <w:lang w:val="en-US" w:eastAsia="zh-CN" w:bidi="ar-SA"/>
         </w:rPr>
       </w:pPr>
-      <w:bookmarkStart w:id="42" w:name="OLE_LINK60"/>
-      <w:bookmarkStart w:id="43" w:name="OLE_LINK61"/>
+      <w:bookmarkStart w:id="42" w:name="OLE_LINK61"/>
+      <w:bookmarkStart w:id="43" w:name="OLE_LINK59"/>
       <w:bookmarkStart w:id="44" w:name="OLE_LINK62"/>
-      <w:bookmarkStart w:id="45" w:name="OLE_LINK59"/>
+      <w:bookmarkStart w:id="45" w:name="OLE_LINK60"/>
       <w:r>
         <w:rPr>
           <w:rFonts w:hint="eastAsia" w:ascii="Arial Unicode MS" w:hAnsi="Arial Unicode MS" w:eastAsia="Arial Unicode MS" w:cs="Arial Unicode MS"/>
@@ -7211,8 +7226,8 @@
           <w:lang w:val="en-US" w:eastAsia="zh-CN" w:bidi="ar-SA"/>
         </w:rPr>
       </w:pPr>
-      <w:bookmarkStart w:id="47" w:name="OLE_LINK74"/>
-      <w:bookmarkStart w:id="48" w:name="OLE_LINK73"/>
+      <w:bookmarkStart w:id="47" w:name="OLE_LINK73"/>
+      <w:bookmarkStart w:id="48" w:name="OLE_LINK74"/>
       <w:r>
         <w:rPr>
           <w:rFonts w:hint="eastAsia" w:ascii="Arial Unicode MS" w:hAnsi="Arial Unicode MS" w:eastAsia="Arial Unicode MS" w:cs="Arial Unicode MS"/>
@@ -7516,6 +7531,7 @@
       <w:pPr>
         <w:pStyle w:val="3"/>
         <w:numPr>
+          <w:ilvl w:val="0"/>
           <w:numId w:val="0"/>
         </w:numPr>
         <w:tabs>
@@ -7964,7 +7980,6 @@
         </w:rPr>
         <w:t>开发工程师</w:t>
       </w:r>
-      <w:bookmarkStart w:id="50" w:name="_GoBack"/>
       <w:r>
         <w:rPr>
           <w:color w:val="0000FF"/>
@@ -7973,7 +7988,6 @@
         </w:rPr>
         <w:t>（2015 —— 2018）</w:t>
       </w:r>
-      <w:bookmarkEnd w:id="50"/>
     </w:p>
     <w:p>
       <w:pPr>
@@ -8251,6 +8265,7 @@
       <w:pPr>
         <w:pStyle w:val="3"/>
         <w:numPr>
+          <w:ilvl w:val="0"/>
           <w:numId w:val="0"/>
         </w:numPr>
         <w:tabs>
